--- a/Спецификая_Мебель_Гранд новый массив.docx
+++ b/Спецификая_Мебель_Гранд новый массив.docx
@@ -85,7 +85,27 @@
           <w:szCs w:val="20"/>
           <w:lang w:eastAsia="ru-RU"/>
         </w:rPr>
-        <w:t>{{Дата_договора}}</w:t>
+        <w:t>{{</w:t>
+      </w:r>
+      <w:proofErr w:type="spellStart"/>
+      <w:r>
+        <w:rPr>
+          <w:rFonts w:ascii="Times New Roman" w:hAnsi="Times New Roman" w:cs="Times New Roman"/>
+          <w:sz w:val="20"/>
+          <w:szCs w:val="20"/>
+          <w:lang w:eastAsia="ru-RU"/>
+        </w:rPr>
+        <w:t>Дата_договора</w:t>
+      </w:r>
+      <w:proofErr w:type="spellEnd"/>
+      <w:r>
+        <w:rPr>
+          <w:rFonts w:ascii="Times New Roman" w:hAnsi="Times New Roman" w:cs="Times New Roman"/>
+          <w:sz w:val="20"/>
+          <w:szCs w:val="20"/>
+          <w:lang w:eastAsia="ru-RU"/>
+        </w:rPr>
+        <w:t>}}</w:t>
       </w:r>
     </w:p>
     <w:p>
@@ -194,7 +214,29 @@
           <w:szCs w:val="20"/>
           <w:lang w:eastAsia="ru-RU"/>
         </w:rPr>
-        <w:t>{{Дата_договора}}</w:t>
+        <w:t>{{</w:t>
+      </w:r>
+      <w:proofErr w:type="spellStart"/>
+      <w:r>
+        <w:rPr>
+          <w:rFonts w:ascii="Times New Roman" w:eastAsia="Times New Roman" w:hAnsi="Times New Roman" w:cs="Times New Roman"/>
+          <w:position w:val="-12"/>
+          <w:sz w:val="20"/>
+          <w:szCs w:val="20"/>
+          <w:lang w:eastAsia="ru-RU"/>
+        </w:rPr>
+        <w:t>Дата_договора</w:t>
+      </w:r>
+      <w:proofErr w:type="spellEnd"/>
+      <w:r>
+        <w:rPr>
+          <w:rFonts w:ascii="Times New Roman" w:eastAsia="Times New Roman" w:hAnsi="Times New Roman" w:cs="Times New Roman"/>
+          <w:position w:val="-12"/>
+          <w:sz w:val="20"/>
+          <w:szCs w:val="20"/>
+          <w:lang w:eastAsia="ru-RU"/>
+        </w:rPr>
+        <w:t>}}</w:t>
       </w:r>
     </w:p>
     <w:p>
@@ -281,21 +323,70 @@
       <w:r>
         <w:rPr>
           <w:rFonts w:ascii="Times New Roman" w:eastAsia="Times New Roman" w:hAnsi="Times New Roman" w:cs="Times New Roman"/>
+          <w:b/>
+          <w:bCs/>
+          <w:i/>
+          <w:iCs/>
           <w:position w:val="-12"/>
           <w:sz w:val="20"/>
           <w:szCs w:val="20"/>
           <w:lang w:eastAsia="ru-RU"/>
         </w:rPr>
-        <w:t>{{ФИО_клиента}}</w:t>
-      </w:r>
-      <w:r>
-        <w:rPr>
-          <w:rFonts w:ascii="Times New Roman" w:eastAsia="Times New Roman" w:hAnsi="Times New Roman" w:cs="Times New Roman"/>
+        <w:t>{{</w:t>
+      </w:r>
+      <w:proofErr w:type="spellStart"/>
+      <w:r>
+        <w:rPr>
+          <w:rFonts w:ascii="Times New Roman" w:eastAsia="Times New Roman" w:hAnsi="Times New Roman" w:cs="Times New Roman"/>
+          <w:b/>
+          <w:bCs/>
+          <w:i/>
+          <w:iCs/>
           <w:position w:val="-12"/>
           <w:sz w:val="20"/>
           <w:szCs w:val="20"/>
           <w:lang w:eastAsia="ru-RU"/>
         </w:rPr>
+        <w:t>ФИО_клиента</w:t>
+      </w:r>
+      <w:proofErr w:type="spellEnd"/>
+      <w:r>
+        <w:rPr>
+          <w:rFonts w:ascii="Times New Roman" w:eastAsia="Times New Roman" w:hAnsi="Times New Roman" w:cs="Times New Roman"/>
+          <w:b/>
+          <w:bCs/>
+          <w:i/>
+          <w:iCs/>
+          <w:position w:val="-12"/>
+          <w:sz w:val="20"/>
+          <w:szCs w:val="20"/>
+          <w:lang w:eastAsia="ru-RU"/>
+        </w:rPr>
+        <w:t>}</w:t>
+      </w:r>
+      <w:proofErr w:type="gramStart"/>
+      <w:r>
+        <w:rPr>
+          <w:rFonts w:ascii="Times New Roman" w:eastAsia="Times New Roman" w:hAnsi="Times New Roman" w:cs="Times New Roman"/>
+          <w:b/>
+          <w:bCs/>
+          <w:i/>
+          <w:iCs/>
+          <w:position w:val="-12"/>
+          <w:sz w:val="20"/>
+          <w:szCs w:val="20"/>
+          <w:lang w:eastAsia="ru-RU"/>
+        </w:rPr>
+        <w:t>}</w:t>
+      </w:r>
+      <w:r>
+        <w:rPr>
+          <w:rFonts w:ascii="Times New Roman" w:eastAsia="Times New Roman" w:hAnsi="Times New Roman" w:cs="Times New Roman"/>
+          <w:position w:val="-12"/>
+          <w:sz w:val="20"/>
+          <w:szCs w:val="20"/>
+          <w:lang w:eastAsia="ru-RU"/>
+        </w:rPr>
         <w:t xml:space="preserve"> </w:t>
       </w:r>
       <w:r>
@@ -308,6 +399,7 @@
         </w:rPr>
         <w:t>,</w:t>
       </w:r>
+      <w:proofErr w:type="gramEnd"/>
       <w:r>
         <w:rPr>
           <w:rFonts w:ascii="Times New Roman" w:eastAsia="Times New Roman" w:hAnsi="Times New Roman" w:cs="Times New Roman"/>
@@ -316,7 +408,29 @@
           <w:szCs w:val="20"/>
           <w:lang w:eastAsia="ru-RU"/>
         </w:rPr>
-        <w:t xml:space="preserve"> именуемый (-ая) в дальнейшем «ЗАКАЗЧИК», с другой стороны, при совместном упоминании именуемые «СТОРОНЫ», а каждая по отдельности – «СТОРОНА», согласовали следующее:</w:t>
+        <w:t xml:space="preserve"> именуемый (-</w:t>
+      </w:r>
+      <w:proofErr w:type="spellStart"/>
+      <w:r>
+        <w:rPr>
+          <w:rFonts w:ascii="Times New Roman" w:eastAsia="Times New Roman" w:hAnsi="Times New Roman" w:cs="Times New Roman"/>
+          <w:position w:val="-12"/>
+          <w:sz w:val="20"/>
+          <w:szCs w:val="20"/>
+          <w:lang w:eastAsia="ru-RU"/>
+        </w:rPr>
+        <w:t>ая</w:t>
+      </w:r>
+      <w:proofErr w:type="spellEnd"/>
+      <w:r>
+        <w:rPr>
+          <w:rFonts w:ascii="Times New Roman" w:eastAsia="Times New Roman" w:hAnsi="Times New Roman" w:cs="Times New Roman"/>
+          <w:position w:val="-12"/>
+          <w:sz w:val="20"/>
+          <w:szCs w:val="20"/>
+          <w:lang w:eastAsia="ru-RU"/>
+        </w:rPr>
+        <w:t>) в дальнейшем «ЗАКАЗЧИК», с другой стороны, при совместном упоминании именуемые «СТОРОНЫ», а каждая по отдельности – «СТОРОНА», согласовали следующее:</w:t>
       </w:r>
     </w:p>
     <w:p>
@@ -423,43 +537,86 @@
         <w:tblLook w:val="04A0" w:firstRow="1" w:lastRow="0" w:firstColumn="1" w:lastColumn="0" w:noHBand="0" w:noVBand="1"/>
       </w:tblPr>
       <w:tblGrid>
-        <w:gridCol w:w="1687"/>
-        <w:gridCol w:w="4924"/>
-        <w:gridCol w:w="562"/>
+        <w:gridCol w:w="392"/>
+        <w:gridCol w:w="6237"/>
+        <w:gridCol w:w="544"/>
         <w:gridCol w:w="1794"/>
         <w:gridCol w:w="953"/>
       </w:tblGrid>
       <w:tr>
         <w:trPr>
-          <w:trHeight w:val="574"/>
+          <w:trHeight w:val="406"/>
         </w:trPr>
         <w:tc>
           <w:tcPr>
-            <w:tcW w:w="1687" w:type="dxa"/>
+            <w:tcW w:w="392" w:type="dxa"/>
           </w:tcPr>
           <w:p>
-            <w:r>
+            <w:pPr>
+              <w:rPr>
+                <w:b/>
+                <w:bCs/>
+                <w:sz w:val="24"/>
+                <w:szCs w:val="24"/>
+              </w:rPr>
+            </w:pPr>
+            <w:r>
+              <w:rPr>
+                <w:b/>
+                <w:bCs/>
+                <w:sz w:val="24"/>
+                <w:szCs w:val="24"/>
+              </w:rPr>
               <w:t>№</w:t>
             </w:r>
           </w:p>
         </w:tc>
         <w:tc>
           <w:tcPr>
-            <w:tcW w:w="4924" w:type="dxa"/>
+            <w:tcW w:w="6237" w:type="dxa"/>
           </w:tcPr>
           <w:p>
-            <w:r>
+            <w:pPr>
+              <w:rPr>
+                <w:b/>
+                <w:bCs/>
+                <w:i/>
+                <w:iCs/>
+                <w:sz w:val="24"/>
+                <w:szCs w:val="24"/>
+              </w:rPr>
+            </w:pPr>
+            <w:r>
+              <w:rPr>
+                <w:b/>
+                <w:bCs/>
+                <w:i/>
+                <w:iCs/>
+                <w:sz w:val="24"/>
+                <w:szCs w:val="24"/>
+              </w:rPr>
               <w:t>Описание / фото</w:t>
             </w:r>
           </w:p>
         </w:tc>
         <w:tc>
           <w:tcPr>
-            <w:tcW w:w="562" w:type="dxa"/>
+            <w:tcW w:w="544" w:type="dxa"/>
           </w:tcPr>
           <w:p>
             <w:r>
-              <w:t>Ед. товара</w:t>
+              <w:rPr>
+                <w:b/>
+                <w:bCs/>
+                <w:i/>
+                <w:iCs/>
+                <w:sz w:val="24"/>
+                <w:szCs w:val="24"/>
+              </w:rPr>
+              <w:t>Ед</w:t>
+            </w:r>
+            <w:r>
+              <w:t xml:space="preserve">. </w:t>
             </w:r>
           </w:p>
         </w:tc>
@@ -468,8 +625,27 @@
             <w:tcW w:w="1794" w:type="dxa"/>
           </w:tcPr>
           <w:p>
-            <w:r>
-              <w:t>Сумма спец</w:t>
+            <w:pPr>
+              <w:jc w:val="center"/>
+              <w:rPr>
+                <w:b/>
+                <w:bCs/>
+                <w:i/>
+                <w:iCs/>
+                <w:sz w:val="24"/>
+                <w:szCs w:val="24"/>
+              </w:rPr>
+            </w:pPr>
+            <w:r>
+              <w:rPr>
+                <w:b/>
+                <w:bCs/>
+                <w:i/>
+                <w:iCs/>
+                <w:sz w:val="24"/>
+                <w:szCs w:val="24"/>
+              </w:rPr>
+              <w:t>Сумма</w:t>
             </w:r>
           </w:p>
         </w:tc>
@@ -478,8 +654,23 @@
             <w:tcW w:w="953" w:type="dxa"/>
           </w:tcPr>
           <w:p>
-            <w:r>
-              <w:t>% сборки</w:t>
+            <w:pPr>
+              <w:jc w:val="center"/>
+              <w:rPr>
+                <w:b/>
+                <w:bCs/>
+                <w:i/>
+                <w:iCs/>
+              </w:rPr>
+            </w:pPr>
+            <w:r>
+              <w:rPr>
+                <w:b/>
+                <w:bCs/>
+                <w:i/>
+                <w:iCs/>
+              </w:rPr>
+              <w:t>Сборка</w:t>
             </w:r>
           </w:p>
         </w:tc>
@@ -490,50 +681,90 @@
         </w:trPr>
         <w:tc>
           <w:tcPr>
-            <w:tcW w:w="1687" w:type="dxa"/>
+            <w:tcW w:w="392" w:type="dxa"/>
             <w:tcBorders>
               <w:bottom w:val="single" w:sz="8" w:space="0" w:color="000000"/>
             </w:tcBorders>
           </w:tcPr>
           <w:p>
             <w:r>
-              <w:t>{{#items}}{{num}}</w:t>
+              <w:t>{{#items</w:t>
+            </w:r>
+            <w:proofErr w:type="gramStart"/>
+            <w:r>
+              <w:t>}}{</w:t>
+            </w:r>
+            <w:proofErr w:type="gramEnd"/>
+            <w:r>
+              <w:t>{num}}</w:t>
             </w:r>
           </w:p>
         </w:tc>
         <w:tc>
           <w:tcPr>
-            <w:tcW w:w="4924" w:type="dxa"/>
+            <w:tcW w:w="6237" w:type="dxa"/>
             <w:tcBorders>
               <w:bottom w:val="single" w:sz="8" w:space="0" w:color="000000"/>
             </w:tcBorders>
           </w:tcPr>
           <w:p>
             <w:r>
-              <w:t>{{description}}</w:t>
-            </w:r>
-          </w:p>
-          <w:p>
-            <w:r>
-              <w:t>{%image}</w:t>
-            </w:r>
-          </w:p>
-          <w:p>
-            <w:r>
-              <w:t>{{imageDash}}</w:t>
+              <w:t>{{</w:t>
+            </w:r>
+            <w:proofErr w:type="spellStart"/>
+            <w:r>
+              <w:t>description</w:t>
+            </w:r>
+            <w:proofErr w:type="spellEnd"/>
+            <w:r>
+              <w:t>}}</w:t>
+            </w:r>
+          </w:p>
+          <w:p>
+            <w:r>
+              <w:t>{%</w:t>
+            </w:r>
+            <w:proofErr w:type="spellStart"/>
+            <w:r>
+              <w:t>image</w:t>
+            </w:r>
+            <w:proofErr w:type="spellEnd"/>
+            <w:r>
+              <w:t>}</w:t>
+            </w:r>
+          </w:p>
+          <w:p>
+            <w:r>
+              <w:t>{{</w:t>
+            </w:r>
+            <w:proofErr w:type="spellStart"/>
+            <w:r>
+              <w:t>imageDash</w:t>
+            </w:r>
+            <w:proofErr w:type="spellEnd"/>
+            <w:r>
+              <w:t>}}</w:t>
             </w:r>
           </w:p>
         </w:tc>
         <w:tc>
           <w:tcPr>
-            <w:tcW w:w="562" w:type="dxa"/>
+            <w:tcW w:w="544" w:type="dxa"/>
             <w:tcBorders>
               <w:bottom w:val="single" w:sz="8" w:space="0" w:color="000000"/>
             </w:tcBorders>
           </w:tcPr>
           <w:p>
             <w:r>
-              <w:t>{{quantity}}</w:t>
+              <w:t>{{</w:t>
+            </w:r>
+            <w:proofErr w:type="spellStart"/>
+            <w:r>
+              <w:t>quantity</w:t>
+            </w:r>
+            <w:proofErr w:type="spellEnd"/>
+            <w:r>
+              <w:t>}}</w:t>
             </w:r>
           </w:p>
         </w:tc>
@@ -546,7 +777,15 @@
           </w:tcPr>
           <w:p>
             <w:r>
-              <w:t>{{amount}}</w:t>
+              <w:t>{{</w:t>
+            </w:r>
+            <w:proofErr w:type="spellStart"/>
+            <w:r>
+              <w:t>amount</w:t>
+            </w:r>
+            <w:proofErr w:type="spellEnd"/>
+            <w:r>
+              <w:t>}}</w:t>
             </w:r>
           </w:p>
         </w:tc>
@@ -556,7 +795,28 @@
           </w:tcPr>
           <w:p>
             <w:r>
-              <w:t>{{assemblyPercent}}{{/items}}</w:t>
+              <w:t>{{</w:t>
+            </w:r>
+            <w:proofErr w:type="spellStart"/>
+            <w:r>
+              <w:t>assemblyPercent</w:t>
+            </w:r>
+            <w:proofErr w:type="spellEnd"/>
+            <w:proofErr w:type="gramStart"/>
+            <w:r>
+              <w:t>}}{</w:t>
+            </w:r>
+            <w:proofErr w:type="gramEnd"/>
+            <w:r>
+              <w:t>{/</w:t>
+            </w:r>
+            <w:proofErr w:type="spellStart"/>
+            <w:r>
+              <w:t>items</w:t>
+            </w:r>
+            <w:proofErr w:type="spellEnd"/>
+            <w:r>
+              <w:t>}}</w:t>
             </w:r>
           </w:p>
         </w:tc>
@@ -567,7 +827,7 @@
         </w:trPr>
         <w:tc>
           <w:tcPr>
-            <w:tcW w:w="1687" w:type="dxa"/>
+            <w:tcW w:w="392" w:type="dxa"/>
             <w:tcBorders>
               <w:bottom w:val="single" w:sz="4" w:space="0" w:color="auto"/>
             </w:tcBorders>
@@ -576,7 +836,7 @@
         </w:tc>
         <w:tc>
           <w:tcPr>
-            <w:tcW w:w="4924" w:type="dxa"/>
+            <w:tcW w:w="6237" w:type="dxa"/>
             <w:tcBorders>
               <w:bottom w:val="single" w:sz="4" w:space="0" w:color="auto"/>
             </w:tcBorders>
@@ -589,7 +849,7 @@
         </w:tc>
         <w:tc>
           <w:tcPr>
-            <w:tcW w:w="562" w:type="dxa"/>
+            <w:tcW w:w="544" w:type="dxa"/>
             <w:tcBorders>
               <w:bottom w:val="single" w:sz="4" w:space="0" w:color="auto"/>
               <w:right w:val="single" w:sz="4" w:space="0" w:color="auto"/>
@@ -606,7 +866,21 @@
             </w:tcBorders>
           </w:tcPr>
           <w:p>
-            <w:r>
+            <w:pPr>
+              <w:rPr>
+                <w:b/>
+                <w:bCs/>
+                <w:i/>
+                <w:iCs/>
+              </w:rPr>
+            </w:pPr>
+            <w:r>
+              <w:rPr>
+                <w:b/>
+                <w:bCs/>
+                <w:i/>
+                <w:iCs/>
+              </w:rPr>
               <w:t>{{Общая сумма спец}}</w:t>
             </w:r>
           </w:p>
@@ -616,7 +890,21 @@
             <w:tcW w:w="953" w:type="dxa"/>
           </w:tcPr>
           <w:p>
-            <w:r>
+            <w:pPr>
+              <w:rPr>
+                <w:b/>
+                <w:bCs/>
+                <w:i/>
+                <w:iCs/>
+              </w:rPr>
+            </w:pPr>
+            <w:r>
+              <w:rPr>
+                <w:b/>
+                <w:bCs/>
+                <w:i/>
+                <w:iCs/>
+              </w:rPr>
               <w:t>{{Процент от общей суммы спец}}</w:t>
             </w:r>
           </w:p>
@@ -711,10 +999,16 @@
               <w:ind w:hanging="2"/>
               <w:jc w:val="center"/>
               <w:outlineLvl w:val="0"/>
+              <w:rPr>
+                <w:b/>
+                <w:bCs/>
+              </w:rPr>
             </w:pPr>
             <w:r>
               <w:rPr>
                 <w:rFonts w:ascii="Times New Roman" w:eastAsia="Times New Roman" w:hAnsi="Times New Roman" w:cs="Times New Roman"/>
+                <w:b/>
+                <w:bCs/>
                 <w:position w:val="-12"/>
                 <w:sz w:val="20"/>
                 <w:szCs w:val="20"/>
@@ -791,7 +1085,29 @@
                 <w:szCs w:val="20"/>
                 <w:lang w:eastAsia="ru-RU"/>
               </w:rPr>
-              <w:t>________________________________/Е.А Воронова/</w:t>
+              <w:t>________________________________/</w:t>
+            </w:r>
+            <w:proofErr w:type="gramStart"/>
+            <w:r>
+              <w:rPr>
+                <w:rFonts w:ascii="Times New Roman" w:eastAsia="Times New Roman" w:hAnsi="Times New Roman" w:cs="Times New Roman"/>
+                <w:position w:val="-12"/>
+                <w:sz w:val="20"/>
+                <w:szCs w:val="20"/>
+                <w:lang w:eastAsia="ru-RU"/>
+              </w:rPr>
+              <w:t>Е.А</w:t>
+            </w:r>
+            <w:proofErr w:type="gramEnd"/>
+            <w:r>
+              <w:rPr>
+                <w:rFonts w:ascii="Times New Roman" w:eastAsia="Times New Roman" w:hAnsi="Times New Roman" w:cs="Times New Roman"/>
+                <w:position w:val="-12"/>
+                <w:sz w:val="20"/>
+                <w:szCs w:val="20"/>
+                <w:lang w:eastAsia="ru-RU"/>
+              </w:rPr>
+              <w:t xml:space="preserve"> Воронова/</w:t>
             </w:r>
           </w:p>
           <w:p>
@@ -862,8 +1178,30 @@
               <w:ind w:hanging="2"/>
               <w:jc w:val="center"/>
               <w:outlineLvl w:val="0"/>
+              <w:rPr>
+                <w:b/>
+                <w:bCs/>
+              </w:rPr>
             </w:pPr>
             <w:r>
+              <w:rPr>
+                <w:rFonts w:ascii="Times New Roman" w:eastAsia="Times New Roman" w:hAnsi="Times New Roman" w:cs="Times New Roman"/>
+                <w:b/>
+                <w:bCs/>
+                <w:position w:val="-12"/>
+                <w:sz w:val="20"/>
+                <w:szCs w:val="20"/>
+                <w:lang w:eastAsia="ru-RU"/>
+              </w:rPr>
+              <w:t>Заказчик</w:t>
+            </w:r>
+          </w:p>
+          <w:p>
+            <w:pPr>
+              <w:pStyle w:val="Standard"/>
+              <w:widowControl w:val="0"/>
+              <w:spacing w:after="0" w:line="240" w:lineRule="auto"/>
+              <w:outlineLvl w:val="0"/>
               <w:rPr>
                 <w:rFonts w:ascii="Times New Roman" w:eastAsia="Times New Roman" w:hAnsi="Times New Roman" w:cs="Times New Roman"/>
                 <w:position w:val="-12"/>
@@ -871,8 +1209,7 @@
                 <w:szCs w:val="20"/>
                 <w:lang w:eastAsia="ru-RU"/>
               </w:rPr>
-              <w:t>Заказчик</w:t>
-            </w:r>
+            </w:pPr>
           </w:p>
           <w:p>
             <w:pPr>
@@ -888,6 +1225,38 @@
                 <w:lang w:eastAsia="ru-RU"/>
               </w:rPr>
             </w:pPr>
+            <w:r>
+              <w:rPr>
+                <w:rFonts w:ascii="Times New Roman" w:eastAsia="Times New Roman" w:hAnsi="Times New Roman" w:cs="Times New Roman"/>
+                <w:position w:val="-12"/>
+                <w:sz w:val="20"/>
+                <w:szCs w:val="20"/>
+                <w:lang w:eastAsia="ru-RU"/>
+              </w:rPr>
+              <w:t>{{</w:t>
+            </w:r>
+            <w:proofErr w:type="spellStart"/>
+            <w:r>
+              <w:rPr>
+                <w:rFonts w:ascii="Times New Roman" w:eastAsia="Times New Roman" w:hAnsi="Times New Roman" w:cs="Times New Roman"/>
+                <w:position w:val="-12"/>
+                <w:sz w:val="20"/>
+                <w:szCs w:val="20"/>
+                <w:lang w:eastAsia="ru-RU"/>
+              </w:rPr>
+              <w:t>ФИО_клиента</w:t>
+            </w:r>
+            <w:proofErr w:type="spellEnd"/>
+            <w:r>
+              <w:rPr>
+                <w:rFonts w:ascii="Times New Roman" w:eastAsia="Times New Roman" w:hAnsi="Times New Roman" w:cs="Times New Roman"/>
+                <w:position w:val="-12"/>
+                <w:sz w:val="20"/>
+                <w:szCs w:val="20"/>
+                <w:lang w:eastAsia="ru-RU"/>
+              </w:rPr>
+              <w:t>}}</w:t>
+            </w:r>
           </w:p>
           <w:p>
             <w:pPr>
@@ -911,7 +1280,17 @@
                 <w:szCs w:val="20"/>
                 <w:lang w:eastAsia="ru-RU"/>
               </w:rPr>
-              <w:t>{{ФИО_клиента}}</w:t>
+              <w:t xml:space="preserve">Паспорт: </w:t>
+            </w:r>
+            <w:r>
+              <w:rPr>
+                <w:rFonts w:ascii="Times New Roman" w:eastAsia="Times New Roman" w:hAnsi="Times New Roman" w:cs="Times New Roman"/>
+                <w:position w:val="-12"/>
+                <w:sz w:val="20"/>
+                <w:szCs w:val="20"/>
+                <w:lang w:eastAsia="ru-RU"/>
+              </w:rPr>
+              <w:t>{{Паспорт}}</w:t>
             </w:r>
           </w:p>
           <w:p>
@@ -922,7 +1301,6 @@
               <w:outlineLvl w:val="0"/>
               <w:rPr>
                 <w:rFonts w:ascii="Times New Roman" w:eastAsia="Times New Roman" w:hAnsi="Times New Roman" w:cs="Times New Roman"/>
-                <w:position w:val="-12"/>
                 <w:sz w:val="20"/>
                 <w:szCs w:val="20"/>
                 <w:lang w:eastAsia="ru-RU"/>
@@ -936,7 +1314,7 @@
                 <w:szCs w:val="20"/>
                 <w:lang w:eastAsia="ru-RU"/>
               </w:rPr>
-              <w:t xml:space="preserve">Паспорт: </w:t>
+              <w:t>_____________________/</w:t>
             </w:r>
             <w:r>
               <w:rPr>
@@ -946,22 +1324,9 @@
                 <w:szCs w:val="20"/>
                 <w:lang w:eastAsia="ru-RU"/>
               </w:rPr>
-              <w:t>{{Паспорт}}</w:t>
-            </w:r>
-          </w:p>
-          <w:p>
-            <w:pPr>
-              <w:pStyle w:val="Standard"/>
-              <w:widowControl w:val="0"/>
-              <w:spacing w:after="0" w:line="240" w:lineRule="auto"/>
-              <w:outlineLvl w:val="0"/>
-              <w:rPr>
-                <w:rFonts w:ascii="Times New Roman" w:eastAsia="Times New Roman" w:hAnsi="Times New Roman" w:cs="Times New Roman"/>
-                <w:sz w:val="20"/>
-                <w:szCs w:val="20"/>
-                <w:lang w:eastAsia="ru-RU"/>
-              </w:rPr>
-            </w:pPr>
+              <w:t>{{</w:t>
+            </w:r>
+            <w:proofErr w:type="spellStart"/>
             <w:r>
               <w:rPr>
                 <w:rFonts w:ascii="Times New Roman" w:eastAsia="Times New Roman" w:hAnsi="Times New Roman" w:cs="Times New Roman"/>
@@ -970,8 +1335,9 @@
                 <w:szCs w:val="20"/>
                 <w:lang w:eastAsia="ru-RU"/>
               </w:rPr>
-              <w:t>_____________________/</w:t>
-            </w:r>
+              <w:t>Инициалы_Фамилия</w:t>
+            </w:r>
+            <w:proofErr w:type="spellEnd"/>
             <w:r>
               <w:rPr>
                 <w:rFonts w:ascii="Times New Roman" w:eastAsia="Times New Roman" w:hAnsi="Times New Roman" w:cs="Times New Roman"/>
@@ -980,7 +1346,7 @@
                 <w:szCs w:val="20"/>
                 <w:lang w:eastAsia="ru-RU"/>
               </w:rPr>
-              <w:t>{{Инициалы_Фамилия}}</w:t>
+              <w:t>}}</w:t>
             </w:r>
           </w:p>
         </w:tc>

--- a/Спецификая_Мебель_Гранд новый массив.docx
+++ b/Спецификая_Мебель_Гранд новый массив.docx
@@ -64,6 +64,8 @@
         <w:ind w:left="3540"/>
         <w:rPr>
           <w:rFonts w:ascii="Times New Roman" w:hAnsi="Times New Roman" w:cs="Times New Roman"/>
+          <w:i/>
+          <w:iCs/>
           <w:sz w:val="20"/>
           <w:szCs w:val="20"/>
           <w:lang w:eastAsia="ru-RU"/>
@@ -81,6 +83,8 @@
       <w:r>
         <w:rPr>
           <w:rFonts w:ascii="Times New Roman" w:hAnsi="Times New Roman" w:cs="Times New Roman"/>
+          <w:i/>
+          <w:iCs/>
           <w:sz w:val="20"/>
           <w:szCs w:val="20"/>
           <w:lang w:eastAsia="ru-RU"/>
@@ -91,6 +95,8 @@
       <w:r>
         <w:rPr>
           <w:rFonts w:ascii="Times New Roman" w:hAnsi="Times New Roman" w:cs="Times New Roman"/>
+          <w:i/>
+          <w:iCs/>
           <w:sz w:val="20"/>
           <w:szCs w:val="20"/>
           <w:lang w:eastAsia="ru-RU"/>
@@ -101,6 +107,8 @@
       <w:r>
         <w:rPr>
           <w:rFonts w:ascii="Times New Roman" w:hAnsi="Times New Roman" w:cs="Times New Roman"/>
+          <w:i/>
+          <w:iCs/>
           <w:sz w:val="20"/>
           <w:szCs w:val="20"/>
           <w:lang w:eastAsia="ru-RU"/>
@@ -185,41 +193,101 @@
         <w:spacing w:after="0" w:line="1" w:lineRule="atLeast"/>
         <w:ind w:hanging="2"/>
         <w:outlineLvl w:val="0"/>
-      </w:pPr>
-      <w:r>
-        <w:rPr>
-          <w:rFonts w:ascii="Times New Roman" w:eastAsia="Times New Roman" w:hAnsi="Times New Roman" w:cs="Times New Roman"/>
+        <w:rPr>
+          <w:i/>
+          <w:iCs/>
+        </w:rPr>
+      </w:pPr>
+      <w:r>
+        <w:rPr>
+          <w:rFonts w:ascii="Times New Roman" w:eastAsia="Times New Roman" w:hAnsi="Times New Roman" w:cs="Times New Roman"/>
+          <w:i/>
+          <w:iCs/>
           <w:position w:val="-12"/>
           <w:sz w:val="20"/>
           <w:szCs w:val="20"/>
           <w:lang w:eastAsia="ru-RU"/>
         </w:rPr>
-        <w:t>город Санкт - Петербург</w:t>
-      </w:r>
-      <w:r>
-        <w:rPr>
-          <w:rFonts w:ascii="Times New Roman" w:eastAsia="Times New Roman" w:hAnsi="Times New Roman" w:cs="Times New Roman"/>
+        <w:t xml:space="preserve">город Санкт </w:t>
+      </w:r>
+      <w:r>
+        <w:rPr>
+          <w:rFonts w:ascii="Times New Roman" w:eastAsia="Times New Roman" w:hAnsi="Times New Roman" w:cs="Times New Roman"/>
+          <w:i/>
+          <w:iCs/>
           <w:position w:val="-12"/>
           <w:sz w:val="20"/>
           <w:szCs w:val="20"/>
           <w:lang w:eastAsia="ru-RU"/>
         </w:rPr>
-        <w:tab/>
-      </w:r>
-      <w:r>
-        <w:rPr>
-          <w:rFonts w:ascii="Times New Roman" w:eastAsia="Times New Roman" w:hAnsi="Times New Roman" w:cs="Times New Roman"/>
+        <w:t>–</w:t>
+      </w:r>
+      <w:r>
+        <w:rPr>
+          <w:rFonts w:ascii="Times New Roman" w:eastAsia="Times New Roman" w:hAnsi="Times New Roman" w:cs="Times New Roman"/>
+          <w:i/>
+          <w:iCs/>
           <w:position w:val="-12"/>
           <w:sz w:val="20"/>
           <w:szCs w:val="20"/>
           <w:lang w:eastAsia="ru-RU"/>
         </w:rPr>
+        <w:t xml:space="preserve"> П</w:t>
+      </w:r>
+      <w:r>
+        <w:rPr>
+          <w:rFonts w:ascii="Times New Roman" w:eastAsia="Times New Roman" w:hAnsi="Times New Roman" w:cs="Times New Roman"/>
+          <w:i/>
+          <w:iCs/>
+          <w:position w:val="-12"/>
+          <w:sz w:val="20"/>
+          <w:szCs w:val="20"/>
+          <w:lang w:eastAsia="ru-RU"/>
+        </w:rPr>
+        <w:t>е</w:t>
+      </w:r>
+      <w:r>
+        <w:rPr>
+          <w:rFonts w:ascii="Times New Roman" w:eastAsia="Times New Roman" w:hAnsi="Times New Roman" w:cs="Times New Roman"/>
+          <w:i/>
+          <w:iCs/>
+          <w:position w:val="-12"/>
+          <w:sz w:val="20"/>
+          <w:szCs w:val="20"/>
+          <w:lang w:eastAsia="ru-RU"/>
+        </w:rPr>
+        <w:t>тербург</w:t>
+      </w:r>
+      <w:r>
+        <w:rPr>
+          <w:rFonts w:ascii="Times New Roman" w:eastAsia="Times New Roman" w:hAnsi="Times New Roman" w:cs="Times New Roman"/>
+          <w:i/>
+          <w:iCs/>
+          <w:position w:val="-12"/>
+          <w:sz w:val="20"/>
+          <w:szCs w:val="20"/>
+          <w:lang w:eastAsia="ru-RU"/>
+        </w:rPr>
+        <w:t xml:space="preserve">  </w:t>
+      </w:r>
+      <w:r>
+        <w:rPr>
+          <w:rFonts w:ascii="Times New Roman" w:eastAsia="Times New Roman" w:hAnsi="Times New Roman" w:cs="Times New Roman"/>
+          <w:i/>
+          <w:iCs/>
+          <w:position w:val="-12"/>
+          <w:sz w:val="20"/>
+          <w:szCs w:val="20"/>
+          <w:lang w:eastAsia="ru-RU"/>
+        </w:rPr>
         <w:t>{{</w:t>
       </w:r>
       <w:proofErr w:type="spellStart"/>
       <w:r>
         <w:rPr>
           <w:rFonts w:ascii="Times New Roman" w:eastAsia="Times New Roman" w:hAnsi="Times New Roman" w:cs="Times New Roman"/>
+          <w:i/>
+          <w:iCs/>
           <w:position w:val="-12"/>
           <w:sz w:val="20"/>
           <w:szCs w:val="20"/>
@@ -231,6 +299,8 @@
       <w:r>
         <w:rPr>
           <w:rFonts w:ascii="Times New Roman" w:eastAsia="Times New Roman" w:hAnsi="Times New Roman" w:cs="Times New Roman"/>
+          <w:i/>
+          <w:iCs/>
           <w:position w:val="-12"/>
           <w:sz w:val="20"/>
           <w:szCs w:val="20"/>
@@ -362,22 +432,17 @@
           <w:szCs w:val="20"/>
           <w:lang w:eastAsia="ru-RU"/>
         </w:rPr>
-        <w:t>}</w:t>
-      </w:r>
-      <w:proofErr w:type="gramStart"/>
-      <w:r>
-        <w:rPr>
-          <w:rFonts w:ascii="Times New Roman" w:eastAsia="Times New Roman" w:hAnsi="Times New Roman" w:cs="Times New Roman"/>
-          <w:b/>
-          <w:bCs/>
-          <w:i/>
-          <w:iCs/>
+        <w:t>}}</w:t>
+      </w:r>
+      <w:r>
+        <w:rPr>
+          <w:rFonts w:ascii="Times New Roman" w:eastAsia="Times New Roman" w:hAnsi="Times New Roman" w:cs="Times New Roman"/>
           <w:position w:val="-12"/>
           <w:sz w:val="20"/>
           <w:szCs w:val="20"/>
           <w:lang w:eastAsia="ru-RU"/>
         </w:rPr>
-        <w:t>}</w:t>
+        <w:t xml:space="preserve"> </w:t>
       </w:r>
       <w:r>
         <w:rPr>
@@ -387,19 +452,8 @@
           <w:szCs w:val="20"/>
           <w:lang w:eastAsia="ru-RU"/>
         </w:rPr>
-        <w:t xml:space="preserve"> </w:t>
-      </w:r>
-      <w:r>
-        <w:rPr>
-          <w:rFonts w:ascii="Times New Roman" w:eastAsia="Times New Roman" w:hAnsi="Times New Roman" w:cs="Times New Roman"/>
-          <w:position w:val="-12"/>
-          <w:sz w:val="20"/>
-          <w:szCs w:val="20"/>
-          <w:lang w:eastAsia="ru-RU"/>
-        </w:rPr>
         <w:t>,</w:t>
       </w:r>
-      <w:proofErr w:type="gramEnd"/>
       <w:r>
         <w:rPr>
           <w:rFonts w:ascii="Times New Roman" w:eastAsia="Times New Roman" w:hAnsi="Times New Roman" w:cs="Times New Roman"/>
@@ -538,10 +592,10 @@
       </w:tblPr>
       <w:tblGrid>
         <w:gridCol w:w="392"/>
-        <w:gridCol w:w="6237"/>
-        <w:gridCol w:w="544"/>
-        <w:gridCol w:w="1794"/>
-        <w:gridCol w:w="953"/>
+        <w:gridCol w:w="5528"/>
+        <w:gridCol w:w="567"/>
+        <w:gridCol w:w="1843"/>
+        <w:gridCol w:w="1590"/>
       </w:tblGrid>
       <w:tr>
         <w:trPr>
@@ -553,19 +607,24 @@
           </w:tcPr>
           <w:p>
             <w:pPr>
-              <w:rPr>
+              <w:spacing w:line="240" w:lineRule="auto"/>
+              <w:rPr>
+                <w:rFonts w:cs="Calibri"/>
                 <w:b/>
                 <w:bCs/>
-                <w:sz w:val="24"/>
-                <w:szCs w:val="24"/>
+                <w:i/>
+                <w:iCs/>
+                <w:color w:val="3B3838" w:themeColor="background2" w:themeShade="40"/>
               </w:rPr>
             </w:pPr>
             <w:r>
               <w:rPr>
+                <w:rFonts w:cs="Calibri"/>
                 <w:b/>
                 <w:bCs/>
-                <w:sz w:val="24"/>
-                <w:szCs w:val="24"/>
+                <w:i/>
+                <w:iCs/>
+                <w:color w:val="3B3838" w:themeColor="background2" w:themeShade="40"/>
               </w:rPr>
               <w:t>№</w:t>
             </w:r>
@@ -573,27 +632,29 @@
         </w:tc>
         <w:tc>
           <w:tcPr>
-            <w:tcW w:w="6237" w:type="dxa"/>
+            <w:tcW w:w="5528" w:type="dxa"/>
           </w:tcPr>
           <w:p>
             <w:pPr>
-              <w:rPr>
+              <w:spacing w:line="240" w:lineRule="auto"/>
+              <w:jc w:val="center"/>
+              <w:rPr>
+                <w:rFonts w:cs="Calibri"/>
                 <w:b/>
                 <w:bCs/>
                 <w:i/>
                 <w:iCs/>
-                <w:sz w:val="24"/>
-                <w:szCs w:val="24"/>
+                <w:color w:val="3B3838" w:themeColor="background2" w:themeShade="40"/>
               </w:rPr>
             </w:pPr>
             <w:r>
               <w:rPr>
+                <w:rFonts w:cs="Calibri"/>
                 <w:b/>
                 <w:bCs/>
                 <w:i/>
                 <w:iCs/>
-                <w:sz w:val="24"/>
-                <w:szCs w:val="24"/>
+                <w:color w:val="3B3838" w:themeColor="background2" w:themeShade="40"/>
               </w:rPr>
               <w:t>Описание / фото</w:t>
             </w:r>
@@ -601,49 +662,59 @@
         </w:tc>
         <w:tc>
           <w:tcPr>
-            <w:tcW w:w="544" w:type="dxa"/>
+            <w:tcW w:w="567" w:type="dxa"/>
           </w:tcPr>
           <w:p>
-            <w:r>
-              <w:rPr>
+            <w:pPr>
+              <w:spacing w:line="240" w:lineRule="auto"/>
+              <w:jc w:val="center"/>
+              <w:rPr>
+                <w:rFonts w:cs="Calibri"/>
                 <w:b/>
                 <w:bCs/>
                 <w:i/>
                 <w:iCs/>
-                <w:sz w:val="24"/>
-                <w:szCs w:val="24"/>
-              </w:rPr>
-              <w:t>Ед</w:t>
-            </w:r>
-            <w:r>
-              <w:t xml:space="preserve">. </w:t>
+                <w:color w:val="3B3838" w:themeColor="background2" w:themeShade="40"/>
+              </w:rPr>
+            </w:pPr>
+            <w:r>
+              <w:rPr>
+                <w:rFonts w:cs="Calibri"/>
+                <w:b/>
+                <w:bCs/>
+                <w:i/>
+                <w:iCs/>
+                <w:color w:val="3B3838" w:themeColor="background2" w:themeShade="40"/>
+              </w:rPr>
+              <w:t>Ед.</w:t>
             </w:r>
           </w:p>
         </w:tc>
         <w:tc>
           <w:tcPr>
-            <w:tcW w:w="1794" w:type="dxa"/>
+            <w:tcW w:w="1843" w:type="dxa"/>
           </w:tcPr>
           <w:p>
             <w:pPr>
+              <w:spacing w:line="240" w:lineRule="auto"/>
               <w:jc w:val="center"/>
               <w:rPr>
+                <w:rFonts w:cs="Calibri"/>
                 <w:b/>
                 <w:bCs/>
                 <w:i/>
                 <w:iCs/>
-                <w:sz w:val="24"/>
-                <w:szCs w:val="24"/>
+                <w:color w:val="3B3838" w:themeColor="background2" w:themeShade="40"/>
               </w:rPr>
             </w:pPr>
             <w:r>
               <w:rPr>
+                <w:rFonts w:cs="Calibri"/>
                 <w:b/>
                 <w:bCs/>
                 <w:i/>
                 <w:iCs/>
-                <w:sz w:val="24"/>
-                <w:szCs w:val="24"/>
+                <w:color w:val="3B3838" w:themeColor="background2" w:themeShade="40"/>
               </w:rPr>
               <w:t>Сумма</w:t>
             </w:r>
@@ -651,24 +722,29 @@
         </w:tc>
         <w:tc>
           <w:tcPr>
-            <w:tcW w:w="953" w:type="dxa"/>
+            <w:tcW w:w="1590" w:type="dxa"/>
           </w:tcPr>
           <w:p>
             <w:pPr>
+              <w:spacing w:line="240" w:lineRule="auto"/>
               <w:jc w:val="center"/>
               <w:rPr>
+                <w:rFonts w:cs="Calibri"/>
                 <w:b/>
                 <w:bCs/>
                 <w:i/>
                 <w:iCs/>
+                <w:color w:val="3B3838" w:themeColor="background2" w:themeShade="40"/>
               </w:rPr>
             </w:pPr>
             <w:r>
               <w:rPr>
+                <w:rFonts w:cs="Calibri"/>
                 <w:b/>
                 <w:bCs/>
                 <w:i/>
                 <w:iCs/>
+                <w:color w:val="3B3838" w:themeColor="background2" w:themeShade="40"/>
               </w:rPr>
               <w:t>Сборка</w:t>
             </w:r>
@@ -687,74 +763,125 @@
             </w:tcBorders>
           </w:tcPr>
           <w:p>
-            <w:r>
-              <w:t>{{#items</w:t>
-            </w:r>
-            <w:proofErr w:type="gramStart"/>
-            <w:r>
-              <w:t>}}{</w:t>
-            </w:r>
-            <w:proofErr w:type="gramEnd"/>
-            <w:r>
-              <w:t>{num}}</w:t>
+            <w:pPr>
+              <w:jc w:val="center"/>
+            </w:pPr>
+            <w:r>
+              <w:t>{{#items}}{{num}}</w:t>
             </w:r>
           </w:p>
         </w:tc>
         <w:tc>
           <w:tcPr>
-            <w:tcW w:w="6237" w:type="dxa"/>
+            <w:tcW w:w="5528" w:type="dxa"/>
             <w:tcBorders>
               <w:bottom w:val="single" w:sz="8" w:space="0" w:color="000000"/>
             </w:tcBorders>
           </w:tcPr>
           <w:p>
-            <w:r>
+            <w:pPr>
+              <w:rPr>
+                <w:i/>
+                <w:iCs/>
+              </w:rPr>
+            </w:pPr>
+            <w:r>
+              <w:rPr>
+                <w:i/>
+                <w:iCs/>
+              </w:rPr>
               <w:t>{{</w:t>
             </w:r>
             <w:proofErr w:type="spellStart"/>
             <w:r>
+              <w:rPr>
+                <w:i/>
+                <w:iCs/>
+              </w:rPr>
               <w:t>description</w:t>
             </w:r>
             <w:proofErr w:type="spellEnd"/>
             <w:r>
+              <w:rPr>
+                <w:i/>
+                <w:iCs/>
+              </w:rPr>
               <w:t>}}</w:t>
             </w:r>
           </w:p>
           <w:p>
-            <w:r>
+            <w:pPr>
+              <w:rPr>
+                <w:i/>
+                <w:iCs/>
+              </w:rPr>
+            </w:pPr>
+            <w:r>
+              <w:rPr>
+                <w:i/>
+                <w:iCs/>
+              </w:rPr>
               <w:t>{%</w:t>
             </w:r>
             <w:proofErr w:type="spellStart"/>
             <w:r>
+              <w:rPr>
+                <w:i/>
+                <w:iCs/>
+              </w:rPr>
               <w:t>image</w:t>
             </w:r>
             <w:proofErr w:type="spellEnd"/>
             <w:r>
+              <w:rPr>
+                <w:i/>
+                <w:iCs/>
+              </w:rPr>
               <w:t>}</w:t>
             </w:r>
-          </w:p>
-          <w:p>
-            <w:r>
+            <w:r>
+              <w:rPr>
+                <w:i/>
+                <w:iCs/>
+              </w:rPr>
+              <w:t xml:space="preserve"> </w:t>
+            </w:r>
+            <w:r>
+              <w:rPr>
+                <w:i/>
+                <w:iCs/>
+              </w:rPr>
               <w:t>{{</w:t>
             </w:r>
             <w:proofErr w:type="spellStart"/>
             <w:r>
+              <w:rPr>
+                <w:i/>
+                <w:iCs/>
+              </w:rPr>
               <w:t>imageDash</w:t>
             </w:r>
             <w:proofErr w:type="spellEnd"/>
             <w:r>
+              <w:rPr>
+                <w:i/>
+                <w:iCs/>
+              </w:rPr>
               <w:t>}}</w:t>
             </w:r>
           </w:p>
         </w:tc>
         <w:tc>
           <w:tcPr>
-            <w:tcW w:w="544" w:type="dxa"/>
+            <w:tcW w:w="567" w:type="dxa"/>
             <w:tcBorders>
               <w:bottom w:val="single" w:sz="8" w:space="0" w:color="000000"/>
             </w:tcBorders>
           </w:tcPr>
           <w:p>
+            <w:pPr>
+              <w:jc w:val="center"/>
+            </w:pPr>
             <w:r>
               <w:t>{{</w:t>
             </w:r>
@@ -770,30 +897,51 @@
         </w:tc>
         <w:tc>
           <w:tcPr>
-            <w:tcW w:w="1794" w:type="dxa"/>
+            <w:tcW w:w="1843" w:type="dxa"/>
             <w:tcBorders>
               <w:bottom w:val="single" w:sz="8" w:space="0" w:color="000000"/>
             </w:tcBorders>
           </w:tcPr>
           <w:p>
-            <w:r>
+            <w:pPr>
+              <w:rPr>
+                <w:i/>
+                <w:iCs/>
+              </w:rPr>
+            </w:pPr>
+            <w:r>
+              <w:rPr>
+                <w:i/>
+                <w:iCs/>
+              </w:rPr>
               <w:t>{{</w:t>
             </w:r>
             <w:proofErr w:type="spellStart"/>
             <w:r>
+              <w:rPr>
+                <w:i/>
+                <w:iCs/>
+              </w:rPr>
               <w:t>amount</w:t>
             </w:r>
             <w:proofErr w:type="spellEnd"/>
             <w:r>
+              <w:rPr>
+                <w:i/>
+                <w:iCs/>
+              </w:rPr>
               <w:t>}}</w:t>
             </w:r>
           </w:p>
         </w:tc>
         <w:tc>
           <w:tcPr>
-            <w:tcW w:w="953" w:type="dxa"/>
+            <w:tcW w:w="1590" w:type="dxa"/>
           </w:tcPr>
           <w:p>
+            <w:pPr>
+              <w:jc w:val="center"/>
+            </w:pPr>
             <w:r>
               <w:t>{{</w:t>
             </w:r>
@@ -802,13 +950,8 @@
               <w:t>assemblyPercent</w:t>
             </w:r>
             <w:proofErr w:type="spellEnd"/>
-            <w:proofErr w:type="gramStart"/>
-            <w:r>
-              <w:t>}}{</w:t>
-            </w:r>
-            <w:proofErr w:type="gramEnd"/>
-            <w:r>
-              <w:t>{/</w:t>
+            <w:r>
+              <w:t>}}{{/</w:t>
             </w:r>
             <w:proofErr w:type="spellStart"/>
             <w:r>
@@ -836,20 +979,34 @@
         </w:tc>
         <w:tc>
           <w:tcPr>
-            <w:tcW w:w="6237" w:type="dxa"/>
+            <w:tcW w:w="5528" w:type="dxa"/>
             <w:tcBorders>
               <w:bottom w:val="single" w:sz="4" w:space="0" w:color="auto"/>
             </w:tcBorders>
           </w:tcPr>
           <w:p>
-            <w:r>
+            <w:pPr>
+              <w:rPr>
+                <w:b/>
+                <w:bCs/>
+                <w:sz w:val="28"/>
+                <w:szCs w:val="28"/>
+              </w:rPr>
+            </w:pPr>
+            <w:r>
+              <w:rPr>
+                <w:b/>
+                <w:bCs/>
+                <w:sz w:val="28"/>
+                <w:szCs w:val="28"/>
+              </w:rPr>
               <w:t>Итого:</w:t>
             </w:r>
           </w:p>
         </w:tc>
         <w:tc>
           <w:tcPr>
-            <w:tcW w:w="544" w:type="dxa"/>
+            <w:tcW w:w="567" w:type="dxa"/>
             <w:tcBorders>
               <w:bottom w:val="single" w:sz="4" w:space="0" w:color="auto"/>
               <w:right w:val="single" w:sz="4" w:space="0" w:color="auto"/>
@@ -859,7 +1016,7 @@
         </w:tc>
         <w:tc>
           <w:tcPr>
-            <w:tcW w:w="1794" w:type="dxa"/>
+            <w:tcW w:w="1843" w:type="dxa"/>
             <w:tcBorders>
               <w:left w:val="single" w:sz="4" w:space="0" w:color="auto"/>
               <w:bottom w:val="single" w:sz="4" w:space="0" w:color="auto"/>
@@ -872,6 +1029,7 @@
                 <w:bCs/>
                 <w:i/>
                 <w:iCs/>
+                <w:color w:val="262626" w:themeColor="text1" w:themeTint="D9"/>
               </w:rPr>
             </w:pPr>
             <w:r>
@@ -880,6 +1038,7 @@
                 <w:bCs/>
                 <w:i/>
                 <w:iCs/>
+                <w:color w:val="262626" w:themeColor="text1" w:themeTint="D9"/>
               </w:rPr>
               <w:t>{{Общая сумма спец}}</w:t>
             </w:r>
@@ -887,7 +1046,7 @@
         </w:tc>
         <w:tc>
           <w:tcPr>
-            <w:tcW w:w="953" w:type="dxa"/>
+            <w:tcW w:w="1590" w:type="dxa"/>
           </w:tcPr>
           <w:p>
             <w:pPr>
@@ -896,6 +1055,7 @@
                 <w:bCs/>
                 <w:i/>
                 <w:iCs/>
+                <w:color w:val="262626" w:themeColor="text1" w:themeTint="D9"/>
               </w:rPr>
             </w:pPr>
             <w:r>
@@ -904,6 +1064,7 @@
                 <w:bCs/>
                 <w:i/>
                 <w:iCs/>
+                <w:color w:val="262626" w:themeColor="text1" w:themeTint="D9"/>
               </w:rPr>
               <w:t>{{Процент от общей суммы спец}}</w:t>
             </w:r>
@@ -1085,29 +1246,7 @@
                 <w:szCs w:val="20"/>
                 <w:lang w:eastAsia="ru-RU"/>
               </w:rPr>
-              <w:t>________________________________/</w:t>
-            </w:r>
-            <w:proofErr w:type="gramStart"/>
-            <w:r>
-              <w:rPr>
-                <w:rFonts w:ascii="Times New Roman" w:eastAsia="Times New Roman" w:hAnsi="Times New Roman" w:cs="Times New Roman"/>
-                <w:position w:val="-12"/>
-                <w:sz w:val="20"/>
-                <w:szCs w:val="20"/>
-                <w:lang w:eastAsia="ru-RU"/>
-              </w:rPr>
-              <w:t>Е.А</w:t>
-            </w:r>
-            <w:proofErr w:type="gramEnd"/>
-            <w:r>
-              <w:rPr>
-                <w:rFonts w:ascii="Times New Roman" w:eastAsia="Times New Roman" w:hAnsi="Times New Roman" w:cs="Times New Roman"/>
-                <w:position w:val="-12"/>
-                <w:sz w:val="20"/>
-                <w:szCs w:val="20"/>
-                <w:lang w:eastAsia="ru-RU"/>
-              </w:rPr>
-              <w:t xml:space="preserve"> Воронова/</w:t>
+              <w:t>________________________________/Е.А Воронова/</w:t>
             </w:r>
           </w:p>
           <w:p>

--- a/Спецификая_Мебель_Гранд новый массив.docx
+++ b/Спецификая_Мебель_Гранд новый массив.docx
@@ -7,10 +7,13 @@
         <w:pStyle w:val="Standard"/>
         <w:spacing w:after="0" w:line="240" w:lineRule="auto"/>
         <w:ind w:left="4248"/>
-      </w:pPr>
-      <w:r>
-        <w:rPr>
-          <w:rFonts w:ascii="Times New Roman" w:hAnsi="Times New Roman" w:cs="Times New Roman"/>
+        <w:rPr>
+          <w:rFonts w:asciiTheme="minorHAnsi" w:hAnsiTheme="minorHAnsi" w:cstheme="minorHAnsi"/>
+        </w:rPr>
+      </w:pPr>
+      <w:r>
+        <w:rPr>
+          <w:rFonts w:asciiTheme="minorHAnsi" w:hAnsiTheme="minorHAnsi" w:cstheme="minorHAnsi"/>
           <w:sz w:val="20"/>
           <w:szCs w:val="20"/>
           <w:lang w:eastAsia="ru-RU"/>
@@ -19,7 +22,7 @@
       </w:r>
       <w:r>
         <w:rPr>
-          <w:rFonts w:ascii="Times New Roman" w:hAnsi="Times New Roman" w:cs="Times New Roman"/>
+          <w:rFonts w:asciiTheme="minorHAnsi" w:hAnsiTheme="minorHAnsi" w:cstheme="minorHAnsi"/>
           <w:sz w:val="20"/>
           <w:szCs w:val="20"/>
           <w:lang w:eastAsia="ru-RU"/>
@@ -28,7 +31,7 @@
       </w:r>
       <w:r>
         <w:rPr>
-          <w:rFonts w:ascii="Times New Roman" w:hAnsi="Times New Roman" w:cs="Times New Roman"/>
+          <w:rFonts w:asciiTheme="minorHAnsi" w:hAnsiTheme="minorHAnsi" w:cstheme="minorHAnsi"/>
           <w:sz w:val="20"/>
           <w:szCs w:val="20"/>
           <w:lang w:eastAsia="ru-RU"/>
@@ -42,15 +45,15 @@
         <w:spacing w:after="0" w:line="240" w:lineRule="auto"/>
         <w:ind w:left="4248"/>
         <w:rPr>
-          <w:rFonts w:ascii="Times New Roman" w:hAnsi="Times New Roman" w:cs="Times New Roman"/>
-          <w:sz w:val="20"/>
-          <w:szCs w:val="20"/>
-          <w:lang w:eastAsia="ru-RU"/>
-        </w:rPr>
-      </w:pPr>
-      <w:r>
-        <w:rPr>
-          <w:rFonts w:ascii="Times New Roman" w:hAnsi="Times New Roman" w:cs="Times New Roman"/>
+          <w:rFonts w:asciiTheme="minorHAnsi" w:hAnsiTheme="minorHAnsi" w:cstheme="minorHAnsi"/>
+          <w:sz w:val="20"/>
+          <w:szCs w:val="20"/>
+          <w:lang w:eastAsia="ru-RU"/>
+        </w:rPr>
+      </w:pPr>
+      <w:r>
+        <w:rPr>
+          <w:rFonts w:asciiTheme="minorHAnsi" w:hAnsiTheme="minorHAnsi" w:cstheme="minorHAnsi"/>
           <w:sz w:val="20"/>
           <w:szCs w:val="20"/>
           <w:lang w:eastAsia="ru-RU"/>
@@ -63,7 +66,7 @@
         <w:pStyle w:val="a5"/>
         <w:ind w:left="3540"/>
         <w:rPr>
-          <w:rFonts w:ascii="Times New Roman" w:hAnsi="Times New Roman" w:cs="Times New Roman"/>
+          <w:rFonts w:asciiTheme="minorHAnsi" w:hAnsiTheme="minorHAnsi" w:cstheme="minorHAnsi"/>
           <w:i/>
           <w:iCs/>
           <w:sz w:val="20"/>
@@ -73,7 +76,7 @@
       </w:pPr>
       <w:r>
         <w:rPr>
-          <w:rFonts w:ascii="Times New Roman" w:hAnsi="Times New Roman" w:cs="Times New Roman"/>
+          <w:rFonts w:asciiTheme="minorHAnsi" w:hAnsiTheme="minorHAnsi" w:cstheme="minorHAnsi"/>
           <w:sz w:val="20"/>
           <w:szCs w:val="20"/>
           <w:lang w:eastAsia="ru-RU"/>
@@ -82,7 +85,16 @@
       </w:r>
       <w:r>
         <w:rPr>
-          <w:rFonts w:ascii="Times New Roman" w:hAnsi="Times New Roman" w:cs="Times New Roman"/>
+          <w:rFonts w:asciiTheme="minorHAnsi" w:hAnsiTheme="minorHAnsi" w:cstheme="minorHAnsi"/>
+          <w:sz w:val="20"/>
+          <w:szCs w:val="20"/>
+          <w:lang w:eastAsia="ru-RU"/>
+        </w:rPr>
+        <w:t xml:space="preserve">  </w:t>
+      </w:r>
+      <w:r>
+        <w:rPr>
+          <w:rFonts w:asciiTheme="minorHAnsi" w:hAnsiTheme="minorHAnsi" w:cstheme="minorHAnsi"/>
           <w:i/>
           <w:iCs/>
           <w:sz w:val="20"/>
@@ -94,7 +106,7 @@
       <w:proofErr w:type="spellStart"/>
       <w:r>
         <w:rPr>
-          <w:rFonts w:ascii="Times New Roman" w:hAnsi="Times New Roman" w:cs="Times New Roman"/>
+          <w:rFonts w:asciiTheme="minorHAnsi" w:hAnsiTheme="minorHAnsi" w:cstheme="minorHAnsi"/>
           <w:i/>
           <w:iCs/>
           <w:sz w:val="20"/>
@@ -106,7 +118,7 @@
       <w:proofErr w:type="spellEnd"/>
       <w:r>
         <w:rPr>
-          <w:rFonts w:ascii="Times New Roman" w:hAnsi="Times New Roman" w:cs="Times New Roman"/>
+          <w:rFonts w:asciiTheme="minorHAnsi" w:hAnsiTheme="minorHAnsi" w:cstheme="minorHAnsi"/>
           <w:i/>
           <w:iCs/>
           <w:sz w:val="20"/>
@@ -123,7 +135,7 @@
         <w:spacing w:after="0" w:line="1" w:lineRule="atLeast"/>
         <w:outlineLvl w:val="0"/>
         <w:rPr>
-          <w:rFonts w:ascii="Times New Roman" w:eastAsia="Times New Roman" w:hAnsi="Times New Roman" w:cs="Times New Roman"/>
+          <w:rFonts w:asciiTheme="minorHAnsi" w:eastAsia="Times New Roman" w:hAnsiTheme="minorHAnsi" w:cstheme="minorHAnsi"/>
           <w:sz w:val="20"/>
           <w:szCs w:val="20"/>
           <w:lang w:eastAsia="ru-RU"/>
@@ -138,10 +150,17 @@
         <w:ind w:hanging="2"/>
         <w:jc w:val="center"/>
         <w:outlineLvl w:val="0"/>
-      </w:pPr>
-      <w:r>
-        <w:rPr>
-          <w:rFonts w:ascii="Times New Roman" w:eastAsia="Times New Roman" w:hAnsi="Times New Roman" w:cs="Times New Roman"/>
+        <w:rPr>
+          <w:rFonts w:asciiTheme="minorHAnsi" w:hAnsiTheme="minorHAnsi" w:cstheme="minorHAnsi"/>
+          <w:b/>
+          <w:bCs/>
+        </w:rPr>
+      </w:pPr>
+      <w:r>
+        <w:rPr>
+          <w:rFonts w:asciiTheme="minorHAnsi" w:eastAsia="Times New Roman" w:hAnsiTheme="minorHAnsi" w:cstheme="minorHAnsi"/>
+          <w:b/>
+          <w:bCs/>
           <w:position w:val="-12"/>
           <w:sz w:val="20"/>
           <w:szCs w:val="20"/>
@@ -158,10 +177,13 @@
         <w:ind w:hanging="2"/>
         <w:jc w:val="center"/>
         <w:outlineLvl w:val="0"/>
-      </w:pPr>
-      <w:r>
-        <w:rPr>
-          <w:rFonts w:ascii="Times New Roman" w:eastAsia="Times New Roman" w:hAnsi="Times New Roman" w:cs="Times New Roman"/>
+        <w:rPr>
+          <w:rFonts w:asciiTheme="minorHAnsi" w:hAnsiTheme="minorHAnsi" w:cstheme="minorHAnsi"/>
+        </w:rPr>
+      </w:pPr>
+      <w:r>
+        <w:rPr>
+          <w:rFonts w:asciiTheme="minorHAnsi" w:eastAsia="Times New Roman" w:hAnsiTheme="minorHAnsi" w:cstheme="minorHAnsi"/>
           <w:position w:val="-12"/>
           <w:sz w:val="20"/>
           <w:szCs w:val="20"/>
@@ -179,7 +201,7 @@
         <w:jc w:val="center"/>
         <w:outlineLvl w:val="0"/>
         <w:rPr>
-          <w:rFonts w:ascii="Times New Roman" w:eastAsia="Times New Roman" w:hAnsi="Times New Roman" w:cs="Times New Roman"/>
+          <w:rFonts w:asciiTheme="minorHAnsi" w:eastAsia="Times New Roman" w:hAnsiTheme="minorHAnsi" w:cstheme="minorHAnsi"/>
           <w:sz w:val="20"/>
           <w:szCs w:val="20"/>
           <w:lang w:eastAsia="ru-RU"/>
@@ -194,13 +216,14 @@
         <w:ind w:hanging="2"/>
         <w:outlineLvl w:val="0"/>
         <w:rPr>
+          <w:rFonts w:asciiTheme="minorHAnsi" w:hAnsiTheme="minorHAnsi" w:cstheme="minorHAnsi"/>
           <w:i/>
           <w:iCs/>
         </w:rPr>
       </w:pPr>
       <w:r>
         <w:rPr>
-          <w:rFonts w:ascii="Times New Roman" w:eastAsia="Times New Roman" w:hAnsi="Times New Roman" w:cs="Times New Roman"/>
+          <w:rFonts w:asciiTheme="minorHAnsi" w:eastAsia="Times New Roman" w:hAnsiTheme="minorHAnsi" w:cstheme="minorHAnsi"/>
           <w:i/>
           <w:iCs/>
           <w:position w:val="-12"/>
@@ -212,7 +235,7 @@
       </w:r>
       <w:r>
         <w:rPr>
-          <w:rFonts w:ascii="Times New Roman" w:eastAsia="Times New Roman" w:hAnsi="Times New Roman" w:cs="Times New Roman"/>
+          <w:rFonts w:asciiTheme="minorHAnsi" w:eastAsia="Times New Roman" w:hAnsiTheme="minorHAnsi" w:cstheme="minorHAnsi"/>
           <w:i/>
           <w:iCs/>
           <w:position w:val="-12"/>
@@ -224,7 +247,7 @@
       </w:r>
       <w:r>
         <w:rPr>
-          <w:rFonts w:ascii="Times New Roman" w:eastAsia="Times New Roman" w:hAnsi="Times New Roman" w:cs="Times New Roman"/>
+          <w:rFonts w:asciiTheme="minorHAnsi" w:eastAsia="Times New Roman" w:hAnsiTheme="minorHAnsi" w:cstheme="minorHAnsi"/>
           <w:i/>
           <w:iCs/>
           <w:position w:val="-12"/>
@@ -236,7 +259,7 @@
       </w:r>
       <w:r>
         <w:rPr>
-          <w:rFonts w:ascii="Times New Roman" w:eastAsia="Times New Roman" w:hAnsi="Times New Roman" w:cs="Times New Roman"/>
+          <w:rFonts w:asciiTheme="minorHAnsi" w:eastAsia="Times New Roman" w:hAnsiTheme="minorHAnsi" w:cstheme="minorHAnsi"/>
           <w:i/>
           <w:iCs/>
           <w:position w:val="-12"/>
@@ -248,7 +271,7 @@
       </w:r>
       <w:r>
         <w:rPr>
-          <w:rFonts w:ascii="Times New Roman" w:eastAsia="Times New Roman" w:hAnsi="Times New Roman" w:cs="Times New Roman"/>
+          <w:rFonts w:asciiTheme="minorHAnsi" w:eastAsia="Times New Roman" w:hAnsiTheme="minorHAnsi" w:cstheme="minorHAnsi"/>
           <w:i/>
           <w:iCs/>
           <w:position w:val="-12"/>
@@ -260,7 +283,7 @@
       </w:r>
       <w:r>
         <w:rPr>
-          <w:rFonts w:ascii="Times New Roman" w:eastAsia="Times New Roman" w:hAnsi="Times New Roman" w:cs="Times New Roman"/>
+          <w:rFonts w:asciiTheme="minorHAnsi" w:eastAsia="Times New Roman" w:hAnsiTheme="minorHAnsi" w:cstheme="minorHAnsi"/>
           <w:i/>
           <w:iCs/>
           <w:position w:val="-12"/>
@@ -272,7 +295,9 @@
       </w:r>
       <w:r>
         <w:rPr>
-          <w:rFonts w:ascii="Times New Roman" w:eastAsia="Times New Roman" w:hAnsi="Times New Roman" w:cs="Times New Roman"/>
+          <w:rFonts w:asciiTheme="minorHAnsi" w:eastAsia="Times New Roman" w:hAnsiTheme="minorHAnsi" w:cstheme="minorHAnsi"/>
+          <w:b/>
+          <w:bCs/>
           <w:i/>
           <w:iCs/>
           <w:position w:val="-12"/>
@@ -285,7 +310,9 @@
       <w:proofErr w:type="spellStart"/>
       <w:r>
         <w:rPr>
-          <w:rFonts w:ascii="Times New Roman" w:eastAsia="Times New Roman" w:hAnsi="Times New Roman" w:cs="Times New Roman"/>
+          <w:rFonts w:asciiTheme="minorHAnsi" w:eastAsia="Times New Roman" w:hAnsiTheme="minorHAnsi" w:cstheme="minorHAnsi"/>
+          <w:b/>
+          <w:bCs/>
           <w:i/>
           <w:iCs/>
           <w:position w:val="-12"/>
@@ -298,7 +325,9 @@
       <w:proofErr w:type="spellEnd"/>
       <w:r>
         <w:rPr>
-          <w:rFonts w:ascii="Times New Roman" w:eastAsia="Times New Roman" w:hAnsi="Times New Roman" w:cs="Times New Roman"/>
+          <w:rFonts w:asciiTheme="minorHAnsi" w:eastAsia="Times New Roman" w:hAnsiTheme="minorHAnsi" w:cstheme="minorHAnsi"/>
+          <w:b/>
+          <w:bCs/>
           <w:i/>
           <w:iCs/>
           <w:position w:val="-12"/>
@@ -318,7 +347,7 @@
         <w:jc w:val="center"/>
         <w:outlineLvl w:val="0"/>
         <w:rPr>
-          <w:rFonts w:ascii="Times New Roman" w:eastAsia="Times New Roman" w:hAnsi="Times New Roman" w:cs="Times New Roman"/>
+          <w:rFonts w:asciiTheme="minorHAnsi" w:eastAsia="Times New Roman" w:hAnsiTheme="minorHAnsi" w:cstheme="minorHAnsi"/>
           <w:sz w:val="20"/>
           <w:szCs w:val="20"/>
           <w:lang w:eastAsia="ru-RU"/>
@@ -329,10 +358,13 @@
       <w:pPr>
         <w:pStyle w:val="a5"/>
         <w:ind w:left="2" w:hanging="2"/>
-      </w:pPr>
-      <w:r>
-        <w:rPr>
-          <w:rFonts w:ascii="Times New Roman" w:eastAsia="Times New Roman" w:hAnsi="Times New Roman" w:cs="Times New Roman"/>
+        <w:rPr>
+          <w:rFonts w:asciiTheme="minorHAnsi" w:hAnsiTheme="minorHAnsi" w:cstheme="minorHAnsi"/>
+        </w:rPr>
+      </w:pPr>
+      <w:r>
+        <w:rPr>
+          <w:rFonts w:asciiTheme="minorHAnsi" w:eastAsia="Times New Roman" w:hAnsiTheme="minorHAnsi" w:cstheme="minorHAnsi"/>
           <w:position w:val="-12"/>
           <w:sz w:val="20"/>
           <w:szCs w:val="20"/>
@@ -342,7 +374,7 @@
       </w:r>
       <w:r>
         <w:rPr>
-          <w:rFonts w:ascii="Times New Roman" w:eastAsia="Times New Roman" w:hAnsi="Times New Roman" w:cs="Times New Roman"/>
+          <w:rFonts w:asciiTheme="minorHAnsi" w:eastAsia="Times New Roman" w:hAnsiTheme="minorHAnsi" w:cstheme="minorHAnsi"/>
           <w:position w:val="-12"/>
           <w:sz w:val="20"/>
           <w:szCs w:val="20"/>
@@ -352,7 +384,7 @@
       </w:r>
       <w:r>
         <w:rPr>
-          <w:rFonts w:ascii="Times New Roman" w:eastAsia="Times New Roman" w:hAnsi="Times New Roman" w:cs="Times New Roman"/>
+          <w:rFonts w:asciiTheme="minorHAnsi" w:eastAsia="Times New Roman" w:hAnsiTheme="minorHAnsi" w:cstheme="minorHAnsi"/>
           <w:position w:val="-12"/>
           <w:sz w:val="20"/>
           <w:szCs w:val="20"/>
@@ -362,7 +394,7 @@
       </w:r>
       <w:r>
         <w:rPr>
-          <w:rFonts w:ascii="Times New Roman" w:eastAsia="Times New Roman" w:hAnsi="Times New Roman" w:cs="Times New Roman"/>
+          <w:rFonts w:asciiTheme="minorHAnsi" w:eastAsia="Times New Roman" w:hAnsiTheme="minorHAnsi" w:cstheme="minorHAnsi"/>
           <w:position w:val="-12"/>
           <w:sz w:val="20"/>
           <w:szCs w:val="20"/>
@@ -372,7 +404,7 @@
       </w:r>
       <w:r>
         <w:rPr>
-          <w:rFonts w:ascii="Times New Roman" w:eastAsia="Times New Roman" w:hAnsi="Times New Roman" w:cs="Times New Roman"/>
+          <w:rFonts w:asciiTheme="minorHAnsi" w:eastAsia="Times New Roman" w:hAnsiTheme="minorHAnsi" w:cstheme="minorHAnsi"/>
           <w:position w:val="-12"/>
           <w:sz w:val="20"/>
           <w:szCs w:val="20"/>
@@ -382,7 +414,7 @@
       </w:r>
       <w:r>
         <w:rPr>
-          <w:rFonts w:ascii="Times New Roman" w:eastAsia="Times New Roman" w:hAnsi="Times New Roman" w:cs="Times New Roman"/>
+          <w:rFonts w:asciiTheme="minorHAnsi" w:eastAsia="Times New Roman" w:hAnsiTheme="minorHAnsi" w:cstheme="minorHAnsi"/>
           <w:position w:val="-12"/>
           <w:sz w:val="20"/>
           <w:szCs w:val="20"/>
@@ -392,7 +424,7 @@
       </w:r>
       <w:r>
         <w:rPr>
-          <w:rFonts w:ascii="Times New Roman" w:eastAsia="Times New Roman" w:hAnsi="Times New Roman" w:cs="Times New Roman"/>
+          <w:rFonts w:asciiTheme="minorHAnsi" w:eastAsia="Times New Roman" w:hAnsiTheme="minorHAnsi" w:cstheme="minorHAnsi"/>
           <w:b/>
           <w:bCs/>
           <w:i/>
@@ -407,7 +439,7 @@
       <w:proofErr w:type="spellStart"/>
       <w:r>
         <w:rPr>
-          <w:rFonts w:ascii="Times New Roman" w:eastAsia="Times New Roman" w:hAnsi="Times New Roman" w:cs="Times New Roman"/>
+          <w:rFonts w:asciiTheme="minorHAnsi" w:eastAsia="Times New Roman" w:hAnsiTheme="minorHAnsi" w:cstheme="minorHAnsi"/>
           <w:b/>
           <w:bCs/>
           <w:i/>
@@ -422,7 +454,7 @@
       <w:proofErr w:type="spellEnd"/>
       <w:r>
         <w:rPr>
-          <w:rFonts w:ascii="Times New Roman" w:eastAsia="Times New Roman" w:hAnsi="Times New Roman" w:cs="Times New Roman"/>
+          <w:rFonts w:asciiTheme="minorHAnsi" w:eastAsia="Times New Roman" w:hAnsiTheme="minorHAnsi" w:cstheme="minorHAnsi"/>
           <w:b/>
           <w:bCs/>
           <w:i/>
@@ -436,7 +468,7 @@
       </w:r>
       <w:r>
         <w:rPr>
-          <w:rFonts w:ascii="Times New Roman" w:eastAsia="Times New Roman" w:hAnsi="Times New Roman" w:cs="Times New Roman"/>
+          <w:rFonts w:asciiTheme="minorHAnsi" w:eastAsia="Times New Roman" w:hAnsiTheme="minorHAnsi" w:cstheme="minorHAnsi"/>
           <w:position w:val="-12"/>
           <w:sz w:val="20"/>
           <w:szCs w:val="20"/>
@@ -446,7 +478,7 @@
       </w:r>
       <w:r>
         <w:rPr>
-          <w:rFonts w:ascii="Times New Roman" w:eastAsia="Times New Roman" w:hAnsi="Times New Roman" w:cs="Times New Roman"/>
+          <w:rFonts w:asciiTheme="minorHAnsi" w:eastAsia="Times New Roman" w:hAnsiTheme="minorHAnsi" w:cstheme="minorHAnsi"/>
           <w:position w:val="-12"/>
           <w:sz w:val="20"/>
           <w:szCs w:val="20"/>
@@ -456,7 +488,7 @@
       </w:r>
       <w:r>
         <w:rPr>
-          <w:rFonts w:ascii="Times New Roman" w:eastAsia="Times New Roman" w:hAnsi="Times New Roman" w:cs="Times New Roman"/>
+          <w:rFonts w:asciiTheme="minorHAnsi" w:eastAsia="Times New Roman" w:hAnsiTheme="minorHAnsi" w:cstheme="minorHAnsi"/>
           <w:position w:val="-12"/>
           <w:sz w:val="20"/>
           <w:szCs w:val="20"/>
@@ -467,7 +499,7 @@
       <w:proofErr w:type="spellStart"/>
       <w:r>
         <w:rPr>
-          <w:rFonts w:ascii="Times New Roman" w:eastAsia="Times New Roman" w:hAnsi="Times New Roman" w:cs="Times New Roman"/>
+          <w:rFonts w:asciiTheme="minorHAnsi" w:eastAsia="Times New Roman" w:hAnsiTheme="minorHAnsi" w:cstheme="minorHAnsi"/>
           <w:position w:val="-12"/>
           <w:sz w:val="20"/>
           <w:szCs w:val="20"/>
@@ -478,7 +510,7 @@
       <w:proofErr w:type="spellEnd"/>
       <w:r>
         <w:rPr>
-          <w:rFonts w:ascii="Times New Roman" w:eastAsia="Times New Roman" w:hAnsi="Times New Roman" w:cs="Times New Roman"/>
+          <w:rFonts w:asciiTheme="minorHAnsi" w:eastAsia="Times New Roman" w:hAnsiTheme="minorHAnsi" w:cstheme="minorHAnsi"/>
           <w:position w:val="-12"/>
           <w:sz w:val="20"/>
           <w:szCs w:val="20"/>
@@ -498,10 +530,13 @@
         <w:ind w:hanging="2"/>
         <w:jc w:val="center"/>
         <w:outlineLvl w:val="0"/>
-      </w:pPr>
-      <w:r>
-        <w:rPr>
-          <w:rFonts w:ascii="Times New Roman" w:eastAsia="Times New Roman" w:hAnsi="Times New Roman" w:cs="Times New Roman"/>
+        <w:rPr>
+          <w:rFonts w:asciiTheme="minorHAnsi" w:hAnsiTheme="minorHAnsi" w:cstheme="minorHAnsi"/>
+        </w:rPr>
+      </w:pPr>
+      <w:r>
+        <w:rPr>
+          <w:rFonts w:asciiTheme="minorHAnsi" w:eastAsia="Times New Roman" w:hAnsiTheme="minorHAnsi" w:cstheme="minorHAnsi"/>
           <w:position w:val="-12"/>
           <w:sz w:val="20"/>
           <w:szCs w:val="20"/>
@@ -520,10 +555,13 @@
         <w:spacing w:after="0" w:line="1" w:lineRule="atLeast"/>
         <w:jc w:val="both"/>
         <w:outlineLvl w:val="0"/>
-      </w:pPr>
-      <w:r>
-        <w:rPr>
-          <w:rFonts w:ascii="Times New Roman" w:eastAsia="Times New Roman" w:hAnsi="Times New Roman" w:cs="Times New Roman"/>
+        <w:rPr>
+          <w:rFonts w:asciiTheme="minorHAnsi" w:hAnsiTheme="minorHAnsi" w:cstheme="minorHAnsi"/>
+        </w:rPr>
+      </w:pPr>
+      <w:r>
+        <w:rPr>
+          <w:rFonts w:asciiTheme="minorHAnsi" w:eastAsia="Times New Roman" w:hAnsiTheme="minorHAnsi" w:cstheme="minorHAnsi"/>
           <w:position w:val="-12"/>
           <w:sz w:val="20"/>
           <w:szCs w:val="20"/>
@@ -544,18 +582,6 @@
           <w:rFonts w:ascii="Times New Roman" w:eastAsia="Times New Roman" w:hAnsi="Times New Roman" w:cs="Times New Roman"/>
           <w:sz w:val="20"/>
           <w:szCs w:val="20"/>
-          <w:lang w:eastAsia="ru-RU"/>
-        </w:rPr>
-      </w:pPr>
-    </w:p>
-    <w:p>
-      <w:pPr>
-        <w:spacing w:after="0" w:line="1" w:lineRule="atLeast"/>
-        <w:jc w:val="both"/>
-        <w:outlineLvl w:val="0"/>
-        <w:rPr>
-          <w:rFonts w:ascii="Times New Roman" w:eastAsia="Times New Roman" w:hAnsi="Times New Roman" w:cs="Times New Roman"/>
-          <w:position w:val="-13"/>
           <w:lang w:eastAsia="ru-RU"/>
         </w:rPr>
       </w:pPr>
@@ -759,11 +785,12 @@
           <w:tcPr>
             <w:tcW w:w="392" w:type="dxa"/>
             <w:tcBorders>
-              <w:bottom w:val="single" w:sz="8" w:space="0" w:color="000000"/>
+              <w:bottom w:val="single" w:sz="4" w:space="0" w:color="auto"/>
             </w:tcBorders>
           </w:tcPr>
           <w:p>
             <w:pPr>
+              <w:spacing w:before="240"/>
               <w:jc w:val="center"/>
             </w:pPr>
             <w:r>
@@ -775,11 +802,12 @@
           <w:tcPr>
             <w:tcW w:w="5528" w:type="dxa"/>
             <w:tcBorders>
-              <w:bottom w:val="single" w:sz="8" w:space="0" w:color="000000"/>
+              <w:bottom w:val="single" w:sz="4" w:space="0" w:color="auto"/>
             </w:tcBorders>
           </w:tcPr>
           <w:p>
             <w:pPr>
+              <w:spacing w:before="240"/>
               <w:rPr>
                 <w:i/>
                 <w:iCs/>
@@ -811,6 +839,7 @@
           </w:p>
           <w:p>
             <w:pPr>
+              <w:spacing w:before="240"/>
               <w:rPr>
                 <w:i/>
                 <w:iCs/>
@@ -880,6 +909,7 @@
           </w:tcPr>
           <w:p>
             <w:pPr>
+              <w:spacing w:before="240"/>
               <w:jc w:val="center"/>
             </w:pPr>
             <w:r>
@@ -904,6 +934,8 @@
           </w:tcPr>
           <w:p>
             <w:pPr>
+              <w:spacing w:before="240"/>
+              <w:jc w:val="center"/>
               <w:rPr>
                 <w:i/>
                 <w:iCs/>
@@ -940,6 +972,7 @@
           </w:tcPr>
           <w:p>
             <w:pPr>
+              <w:spacing w:before="240"/>
               <w:jc w:val="center"/>
             </w:pPr>
             <w:r>
@@ -966,37 +999,62 @@
       </w:tr>
       <w:tr>
         <w:trPr>
-          <w:trHeight w:val="1020"/>
+          <w:trHeight w:val="2134"/>
         </w:trPr>
         <w:tc>
           <w:tcPr>
             <w:tcW w:w="392" w:type="dxa"/>
             <w:tcBorders>
+              <w:top w:val="single" w:sz="4" w:space="0" w:color="auto"/>
+              <w:left w:val="single" w:sz="4" w:space="0" w:color="auto"/>
               <w:bottom w:val="single" w:sz="4" w:space="0" w:color="auto"/>
+              <w:right w:val="nil"/>
             </w:tcBorders>
           </w:tcPr>
-          <w:p/>
+          <w:p>
+            <w:pPr>
+              <w:spacing w:before="240"/>
+            </w:pPr>
+          </w:p>
         </w:tc>
         <w:tc>
           <w:tcPr>
             <w:tcW w:w="5528" w:type="dxa"/>
             <w:tcBorders>
+              <w:top w:val="single" w:sz="4" w:space="0" w:color="auto"/>
+              <w:left w:val="nil"/>
               <w:bottom w:val="single" w:sz="4" w:space="0" w:color="auto"/>
+              <w:right w:val="nil"/>
             </w:tcBorders>
           </w:tcPr>
           <w:p>
             <w:pPr>
+              <w:spacing w:before="240"/>
               <w:rPr>
                 <w:b/>
                 <w:bCs/>
+                <w:color w:val="0D0D0D" w:themeColor="text1" w:themeTint="F2"/>
                 <w:sz w:val="28"/>
                 <w:szCs w:val="28"/>
               </w:rPr>
             </w:pPr>
-            <w:r>
+          </w:p>
+          <w:p>
+            <w:pPr>
+              <w:spacing w:before="240"/>
               <w:rPr>
                 <w:b/>
                 <w:bCs/>
+                <w:color w:val="0D0D0D" w:themeColor="text1" w:themeTint="F2"/>
+                <w:sz w:val="28"/>
+                <w:szCs w:val="28"/>
+              </w:rPr>
+            </w:pPr>
+            <w:r>
+              <w:rPr>
+                <w:b/>
+                <w:bCs/>
+                <w:color w:val="0D0D0D" w:themeColor="text1" w:themeTint="F2"/>
                 <w:sz w:val="28"/>
                 <w:szCs w:val="28"/>
               </w:rPr>
@@ -1008,11 +1066,16 @@
           <w:tcPr>
             <w:tcW w:w="567" w:type="dxa"/>
             <w:tcBorders>
+              <w:left w:val="nil"/>
               <w:bottom w:val="single" w:sz="4" w:space="0" w:color="auto"/>
               <w:right w:val="single" w:sz="4" w:space="0" w:color="auto"/>
             </w:tcBorders>
           </w:tcPr>
-          <w:p/>
+          <w:p>
+            <w:pPr>
+              <w:spacing w:before="240"/>
+            </w:pPr>
+          </w:p>
         </w:tc>
         <w:tc>
           <w:tcPr>
@@ -1024,21 +1087,36 @@
           </w:tcPr>
           <w:p>
             <w:pPr>
+              <w:spacing w:before="240"/>
+              <w:jc w:val="center"/>
               <w:rPr>
                 <w:b/>
                 <w:bCs/>
                 <w:i/>
                 <w:iCs/>
-                <w:color w:val="262626" w:themeColor="text1" w:themeTint="D9"/>
-              </w:rPr>
-            </w:pPr>
-            <w:r>
+                <w:color w:val="0D0D0D" w:themeColor="text1" w:themeTint="F2"/>
+              </w:rPr>
+            </w:pPr>
+          </w:p>
+          <w:p>
+            <w:pPr>
+              <w:spacing w:before="240"/>
+              <w:jc w:val="center"/>
               <w:rPr>
                 <w:b/>
                 <w:bCs/>
                 <w:i/>
                 <w:iCs/>
-                <w:color w:val="262626" w:themeColor="text1" w:themeTint="D9"/>
+                <w:color w:val="0D0D0D" w:themeColor="text1" w:themeTint="F2"/>
+              </w:rPr>
+            </w:pPr>
+            <w:r>
+              <w:rPr>
+                <w:b/>
+                <w:bCs/>
+                <w:i/>
+                <w:iCs/>
+                <w:color w:val="0D0D0D" w:themeColor="text1" w:themeTint="F2"/>
               </w:rPr>
               <w:t>{{Общая сумма спец}}</w:t>
             </w:r>
@@ -1050,18 +1128,27 @@
           </w:tcPr>
           <w:p>
             <w:pPr>
-              <w:rPr>
-                <w:b/>
-                <w:bCs/>
+              <w:spacing w:before="240"/>
+              <w:jc w:val="center"/>
+              <w:rPr>
                 <w:i/>
                 <w:iCs/>
                 <w:color w:val="262626" w:themeColor="text1" w:themeTint="D9"/>
               </w:rPr>
             </w:pPr>
-            <w:r>
-              <w:rPr>
-                <w:b/>
-                <w:bCs/>
+          </w:p>
+          <w:p>
+            <w:pPr>
+              <w:spacing w:before="240"/>
+              <w:jc w:val="center"/>
+              <w:rPr>
+                <w:i/>
+                <w:iCs/>
+                <w:color w:val="262626" w:themeColor="text1" w:themeTint="D9"/>
+              </w:rPr>
+            </w:pPr>
+            <w:r>
+              <w:rPr>
                 <w:i/>
                 <w:iCs/>
                 <w:color w:val="262626" w:themeColor="text1" w:themeTint="D9"/>
@@ -1145,7 +1232,9 @@
               <w:ind w:hanging="2"/>
               <w:outlineLvl w:val="0"/>
               <w:rPr>
-                <w:rFonts w:ascii="Times New Roman" w:eastAsia="Times New Roman" w:hAnsi="Times New Roman" w:cs="Times New Roman"/>
+                <w:rFonts w:asciiTheme="minorHAnsi" w:eastAsia="Times New Roman" w:hAnsiTheme="minorHAnsi" w:cstheme="minorHAnsi"/>
+                <w:i/>
+                <w:iCs/>
                 <w:sz w:val="20"/>
                 <w:szCs w:val="20"/>
                 <w:lang w:eastAsia="ru-RU"/>
@@ -1161,15 +1250,20 @@
               <w:jc w:val="center"/>
               <w:outlineLvl w:val="0"/>
               <w:rPr>
+                <w:rFonts w:asciiTheme="minorHAnsi" w:hAnsiTheme="minorHAnsi" w:cstheme="minorHAnsi"/>
                 <w:b/>
                 <w:bCs/>
-              </w:rPr>
-            </w:pPr>
-            <w:r>
-              <w:rPr>
-                <w:rFonts w:ascii="Times New Roman" w:eastAsia="Times New Roman" w:hAnsi="Times New Roman" w:cs="Times New Roman"/>
+                <w:i/>
+                <w:iCs/>
+              </w:rPr>
+            </w:pPr>
+            <w:r>
+              <w:rPr>
+                <w:rFonts w:asciiTheme="minorHAnsi" w:eastAsia="Times New Roman" w:hAnsiTheme="minorHAnsi" w:cstheme="minorHAnsi"/>
                 <w:b/>
                 <w:bCs/>
+                <w:i/>
+                <w:iCs/>
                 <w:position w:val="-12"/>
                 <w:sz w:val="20"/>
                 <w:szCs w:val="20"/>
@@ -1186,7 +1280,9 @@
               <w:ind w:hanging="2"/>
               <w:outlineLvl w:val="0"/>
               <w:rPr>
-                <w:rFonts w:ascii="Times New Roman" w:eastAsia="Times New Roman" w:hAnsi="Times New Roman" w:cs="Times New Roman"/>
+                <w:rFonts w:asciiTheme="minorHAnsi" w:eastAsia="Times New Roman" w:hAnsiTheme="minorHAnsi" w:cstheme="minorHAnsi"/>
+                <w:i/>
+                <w:iCs/>
                 <w:sz w:val="20"/>
                 <w:szCs w:val="20"/>
                 <w:lang w:eastAsia="ru-RU"/>
@@ -1200,10 +1296,17 @@
               <w:spacing w:after="0" w:line="240" w:lineRule="auto"/>
               <w:ind w:hanging="2"/>
               <w:outlineLvl w:val="0"/>
-            </w:pPr>
-            <w:r>
-              <w:rPr>
-                <w:rFonts w:ascii="Times New Roman" w:eastAsia="Times New Roman" w:hAnsi="Times New Roman" w:cs="Times New Roman"/>
+              <w:rPr>
+                <w:rFonts w:asciiTheme="minorHAnsi" w:hAnsiTheme="minorHAnsi" w:cstheme="minorHAnsi"/>
+                <w:i/>
+                <w:iCs/>
+              </w:rPr>
+            </w:pPr>
+            <w:r>
+              <w:rPr>
+                <w:rFonts w:asciiTheme="minorHAnsi" w:eastAsia="Times New Roman" w:hAnsiTheme="minorHAnsi" w:cstheme="minorHAnsi"/>
+                <w:i/>
+                <w:iCs/>
                 <w:position w:val="-12"/>
                 <w:sz w:val="20"/>
                 <w:szCs w:val="20"/>
@@ -1219,10 +1322,17 @@
               <w:spacing w:after="0" w:line="240" w:lineRule="auto"/>
               <w:ind w:hanging="2"/>
               <w:outlineLvl w:val="0"/>
-            </w:pPr>
-            <w:r>
-              <w:rPr>
-                <w:rFonts w:ascii="Times New Roman" w:eastAsia="Times New Roman" w:hAnsi="Times New Roman" w:cs="Times New Roman"/>
+              <w:rPr>
+                <w:rFonts w:asciiTheme="minorHAnsi" w:hAnsiTheme="minorHAnsi" w:cstheme="minorHAnsi"/>
+                <w:i/>
+                <w:iCs/>
+              </w:rPr>
+            </w:pPr>
+            <w:r>
+              <w:rPr>
+                <w:rFonts w:asciiTheme="minorHAnsi" w:eastAsia="Times New Roman" w:hAnsiTheme="minorHAnsi" w:cstheme="minorHAnsi"/>
+                <w:i/>
+                <w:iCs/>
                 <w:position w:val="-12"/>
                 <w:sz w:val="20"/>
                 <w:szCs w:val="20"/>
@@ -1237,16 +1347,23 @@
               <w:widowControl w:val="0"/>
               <w:spacing w:after="0" w:line="240" w:lineRule="auto"/>
               <w:outlineLvl w:val="0"/>
-            </w:pPr>
-            <w:r>
-              <w:rPr>
-                <w:rFonts w:ascii="Times New Roman" w:eastAsia="Times New Roman" w:hAnsi="Times New Roman" w:cs="Times New Roman"/>
+              <w:rPr>
+                <w:rFonts w:asciiTheme="minorHAnsi" w:hAnsiTheme="minorHAnsi" w:cstheme="minorHAnsi"/>
+                <w:i/>
+                <w:iCs/>
+              </w:rPr>
+            </w:pPr>
+            <w:r>
+              <w:rPr>
+                <w:rFonts w:asciiTheme="minorHAnsi" w:eastAsia="Times New Roman" w:hAnsiTheme="minorHAnsi" w:cstheme="minorHAnsi"/>
+                <w:i/>
+                <w:iCs/>
                 <w:position w:val="-12"/>
                 <w:sz w:val="20"/>
                 <w:szCs w:val="20"/>
                 <w:lang w:eastAsia="ru-RU"/>
               </w:rPr>
-              <w:t>________________________________/Е.А Воронова/</w:t>
+              <w:t>_______________________________/Е.А Воронова/</w:t>
             </w:r>
           </w:p>
           <w:p>
@@ -1256,7 +1373,9 @@
               <w:spacing w:after="0" w:line="240" w:lineRule="auto"/>
               <w:outlineLvl w:val="0"/>
               <w:rPr>
-                <w:rFonts w:ascii="Times New Roman" w:eastAsia="Times New Roman" w:hAnsi="Times New Roman" w:cs="Times New Roman"/>
+                <w:rFonts w:asciiTheme="minorHAnsi" w:eastAsia="Times New Roman" w:hAnsiTheme="minorHAnsi" w:cstheme="minorHAnsi"/>
+                <w:i/>
+                <w:iCs/>
                 <w:sz w:val="20"/>
                 <w:szCs w:val="20"/>
                 <w:lang w:eastAsia="ru-RU"/>
@@ -1270,7 +1389,9 @@
               <w:spacing w:after="0" w:line="240" w:lineRule="auto"/>
               <w:outlineLvl w:val="0"/>
               <w:rPr>
-                <w:rFonts w:ascii="Times New Roman" w:eastAsia="Times New Roman" w:hAnsi="Times New Roman" w:cs="Times New Roman"/>
+                <w:rFonts w:asciiTheme="minorHAnsi" w:eastAsia="Times New Roman" w:hAnsiTheme="minorHAnsi" w:cstheme="minorHAnsi"/>
+                <w:i/>
+                <w:iCs/>
                 <w:sz w:val="20"/>
                 <w:szCs w:val="20"/>
                 <w:lang w:eastAsia="ru-RU"/>
@@ -1302,7 +1423,9 @@
               <w:ind w:hanging="2"/>
               <w:outlineLvl w:val="0"/>
               <w:rPr>
-                <w:rFonts w:ascii="Times New Roman" w:eastAsia="Times New Roman" w:hAnsi="Times New Roman" w:cs="Times New Roman"/>
+                <w:rFonts w:asciiTheme="minorHAnsi" w:eastAsia="Times New Roman" w:hAnsiTheme="minorHAnsi" w:cstheme="minorHAnsi"/>
+                <w:i/>
+                <w:iCs/>
                 <w:sz w:val="20"/>
                 <w:szCs w:val="20"/>
                 <w:lang w:eastAsia="ru-RU"/>
@@ -1318,15 +1441,20 @@
               <w:jc w:val="center"/>
               <w:outlineLvl w:val="0"/>
               <w:rPr>
+                <w:rFonts w:asciiTheme="minorHAnsi" w:hAnsiTheme="minorHAnsi" w:cstheme="minorHAnsi"/>
                 <w:b/>
                 <w:bCs/>
-              </w:rPr>
-            </w:pPr>
-            <w:r>
-              <w:rPr>
-                <w:rFonts w:ascii="Times New Roman" w:eastAsia="Times New Roman" w:hAnsi="Times New Roman" w:cs="Times New Roman"/>
+                <w:i/>
+                <w:iCs/>
+              </w:rPr>
+            </w:pPr>
+            <w:r>
+              <w:rPr>
+                <w:rFonts w:asciiTheme="minorHAnsi" w:eastAsia="Times New Roman" w:hAnsiTheme="minorHAnsi" w:cstheme="minorHAnsi"/>
                 <w:b/>
                 <w:bCs/>
+                <w:i/>
+                <w:iCs/>
                 <w:position w:val="-12"/>
                 <w:sz w:val="20"/>
                 <w:szCs w:val="20"/>
@@ -1342,7 +1470,9 @@
               <w:spacing w:after="0" w:line="240" w:lineRule="auto"/>
               <w:outlineLvl w:val="0"/>
               <w:rPr>
-                <w:rFonts w:ascii="Times New Roman" w:eastAsia="Times New Roman" w:hAnsi="Times New Roman" w:cs="Times New Roman"/>
+                <w:rFonts w:asciiTheme="minorHAnsi" w:eastAsia="Times New Roman" w:hAnsiTheme="minorHAnsi" w:cstheme="minorHAnsi"/>
+                <w:i/>
+                <w:iCs/>
                 <w:position w:val="-12"/>
                 <w:sz w:val="20"/>
                 <w:szCs w:val="20"/>
@@ -1357,7 +1487,9 @@
               <w:spacing w:after="0" w:line="240" w:lineRule="auto"/>
               <w:outlineLvl w:val="0"/>
               <w:rPr>
-                <w:rFonts w:ascii="Times New Roman" w:eastAsia="Times New Roman" w:hAnsi="Times New Roman" w:cs="Times New Roman"/>
+                <w:rFonts w:asciiTheme="minorHAnsi" w:eastAsia="Times New Roman" w:hAnsiTheme="minorHAnsi" w:cstheme="minorHAnsi"/>
+                <w:i/>
+                <w:iCs/>
                 <w:position w:val="-12"/>
                 <w:sz w:val="20"/>
                 <w:szCs w:val="20"/>
@@ -1366,7 +1498,9 @@
             </w:pPr>
             <w:r>
               <w:rPr>
-                <w:rFonts w:ascii="Times New Roman" w:eastAsia="Times New Roman" w:hAnsi="Times New Roman" w:cs="Times New Roman"/>
+                <w:rFonts w:asciiTheme="minorHAnsi" w:eastAsia="Times New Roman" w:hAnsiTheme="minorHAnsi" w:cstheme="minorHAnsi"/>
+                <w:i/>
+                <w:iCs/>
                 <w:position w:val="-12"/>
                 <w:sz w:val="20"/>
                 <w:szCs w:val="20"/>
@@ -1377,7 +1511,9 @@
             <w:proofErr w:type="spellStart"/>
             <w:r>
               <w:rPr>
-                <w:rFonts w:ascii="Times New Roman" w:eastAsia="Times New Roman" w:hAnsi="Times New Roman" w:cs="Times New Roman"/>
+                <w:rFonts w:asciiTheme="minorHAnsi" w:eastAsia="Times New Roman" w:hAnsiTheme="minorHAnsi" w:cstheme="minorHAnsi"/>
+                <w:i/>
+                <w:iCs/>
                 <w:position w:val="-12"/>
                 <w:sz w:val="20"/>
                 <w:szCs w:val="20"/>
@@ -1388,7 +1524,9 @@
             <w:proofErr w:type="spellEnd"/>
             <w:r>
               <w:rPr>
-                <w:rFonts w:ascii="Times New Roman" w:eastAsia="Times New Roman" w:hAnsi="Times New Roman" w:cs="Times New Roman"/>
+                <w:rFonts w:asciiTheme="minorHAnsi" w:eastAsia="Times New Roman" w:hAnsiTheme="minorHAnsi" w:cstheme="minorHAnsi"/>
+                <w:i/>
+                <w:iCs/>
                 <w:position w:val="-12"/>
                 <w:sz w:val="20"/>
                 <w:szCs w:val="20"/>
@@ -1404,7 +1542,9 @@
               <w:spacing w:after="0" w:line="240" w:lineRule="auto"/>
               <w:outlineLvl w:val="0"/>
               <w:rPr>
-                <w:rFonts w:ascii="Times New Roman" w:eastAsia="Times New Roman" w:hAnsi="Times New Roman" w:cs="Times New Roman"/>
+                <w:rFonts w:asciiTheme="minorHAnsi" w:eastAsia="Times New Roman" w:hAnsiTheme="minorHAnsi" w:cstheme="minorHAnsi"/>
+                <w:i/>
+                <w:iCs/>
                 <w:position w:val="-12"/>
                 <w:sz w:val="20"/>
                 <w:szCs w:val="20"/>
@@ -1413,7 +1553,9 @@
             </w:pPr>
             <w:r>
               <w:rPr>
-                <w:rFonts w:ascii="Times New Roman" w:eastAsia="Times New Roman" w:hAnsi="Times New Roman" w:cs="Times New Roman"/>
+                <w:rFonts w:asciiTheme="minorHAnsi" w:eastAsia="Times New Roman" w:hAnsiTheme="minorHAnsi" w:cstheme="minorHAnsi"/>
+                <w:i/>
+                <w:iCs/>
                 <w:position w:val="-12"/>
                 <w:sz w:val="20"/>
                 <w:szCs w:val="20"/>
@@ -1423,7 +1565,9 @@
             </w:r>
             <w:r>
               <w:rPr>
-                <w:rFonts w:ascii="Times New Roman" w:eastAsia="Times New Roman" w:hAnsi="Times New Roman" w:cs="Times New Roman"/>
+                <w:rFonts w:asciiTheme="minorHAnsi" w:eastAsia="Times New Roman" w:hAnsiTheme="minorHAnsi" w:cstheme="minorHAnsi"/>
+                <w:i/>
+                <w:iCs/>
                 <w:position w:val="-12"/>
                 <w:sz w:val="20"/>
                 <w:szCs w:val="20"/>
@@ -1439,7 +1583,9 @@
               <w:spacing w:after="0" w:line="240" w:lineRule="auto"/>
               <w:outlineLvl w:val="0"/>
               <w:rPr>
-                <w:rFonts w:ascii="Times New Roman" w:eastAsia="Times New Roman" w:hAnsi="Times New Roman" w:cs="Times New Roman"/>
+                <w:rFonts w:asciiTheme="minorHAnsi" w:eastAsia="Times New Roman" w:hAnsiTheme="minorHAnsi" w:cstheme="minorHAnsi"/>
+                <w:i/>
+                <w:iCs/>
                 <w:sz w:val="20"/>
                 <w:szCs w:val="20"/>
                 <w:lang w:eastAsia="ru-RU"/>
@@ -1447,39 +1593,71 @@
             </w:pPr>
             <w:r>
               <w:rPr>
-                <w:rFonts w:ascii="Times New Roman" w:eastAsia="Times New Roman" w:hAnsi="Times New Roman" w:cs="Times New Roman"/>
+                <w:rFonts w:asciiTheme="minorHAnsi" w:eastAsia="Times New Roman" w:hAnsiTheme="minorHAnsi" w:cstheme="minorHAnsi"/>
+                <w:i/>
+                <w:iCs/>
                 <w:position w:val="-12"/>
                 <w:sz w:val="20"/>
                 <w:szCs w:val="20"/>
                 <w:lang w:eastAsia="ru-RU"/>
               </w:rPr>
-              <w:t>_____________________/</w:t>
-            </w:r>
-            <w:r>
-              <w:rPr>
-                <w:rFonts w:ascii="Times New Roman" w:eastAsia="Times New Roman" w:hAnsi="Times New Roman" w:cs="Times New Roman"/>
+              <w:t>________</w:t>
+            </w:r>
+            <w:r>
+              <w:rPr>
+                <w:rFonts w:asciiTheme="minorHAnsi" w:eastAsia="Times New Roman" w:hAnsiTheme="minorHAnsi" w:cstheme="minorHAnsi"/>
+                <w:i/>
+                <w:iCs/>
                 <w:position w:val="-12"/>
                 <w:sz w:val="20"/>
                 <w:szCs w:val="20"/>
                 <w:lang w:eastAsia="ru-RU"/>
               </w:rPr>
-              <w:t>{{</w:t>
-            </w:r>
-            <w:proofErr w:type="spellStart"/>
-            <w:r>
-              <w:rPr>
-                <w:rFonts w:ascii="Times New Roman" w:eastAsia="Times New Roman" w:hAnsi="Times New Roman" w:cs="Times New Roman"/>
+              <w:t>_________</w:t>
+            </w:r>
+            <w:r>
+              <w:rPr>
+                <w:rFonts w:asciiTheme="minorHAnsi" w:eastAsia="Times New Roman" w:hAnsiTheme="minorHAnsi" w:cstheme="minorHAnsi"/>
+                <w:i/>
+                <w:iCs/>
                 <w:position w:val="-12"/>
                 <w:sz w:val="20"/>
                 <w:szCs w:val="20"/>
                 <w:lang w:eastAsia="ru-RU"/>
               </w:rPr>
+              <w:t>__________/</w:t>
+            </w:r>
+            <w:r>
+              <w:rPr>
+                <w:rFonts w:asciiTheme="minorHAnsi" w:eastAsia="Times New Roman" w:hAnsiTheme="minorHAnsi" w:cstheme="minorHAnsi"/>
+                <w:i/>
+                <w:iCs/>
+                <w:position w:val="-12"/>
+                <w:sz w:val="20"/>
+                <w:szCs w:val="20"/>
+                <w:lang w:eastAsia="ru-RU"/>
+              </w:rPr>
+              <w:t>{{</w:t>
+            </w:r>
+            <w:proofErr w:type="spellStart"/>
+            <w:r>
+              <w:rPr>
+                <w:rFonts w:asciiTheme="minorHAnsi" w:eastAsia="Times New Roman" w:hAnsiTheme="minorHAnsi" w:cstheme="minorHAnsi"/>
+                <w:i/>
+                <w:iCs/>
+                <w:position w:val="-12"/>
+                <w:sz w:val="20"/>
+                <w:szCs w:val="20"/>
+                <w:lang w:eastAsia="ru-RU"/>
+              </w:rPr>
               <w:t>Инициалы_Фамилия</w:t>
             </w:r>
             <w:proofErr w:type="spellEnd"/>
             <w:r>
               <w:rPr>
-                <w:rFonts w:ascii="Times New Roman" w:eastAsia="Times New Roman" w:hAnsi="Times New Roman" w:cs="Times New Roman"/>
+                <w:rFonts w:asciiTheme="minorHAnsi" w:eastAsia="Times New Roman" w:hAnsiTheme="minorHAnsi" w:cstheme="minorHAnsi"/>
+                <w:i/>
+                <w:iCs/>
                 <w:position w:val="-12"/>
                 <w:sz w:val="20"/>
                 <w:szCs w:val="20"/>

--- a/Спецификая_Мебель_Гранд новый массив.docx
+++ b/Спецификая_Мебель_Гранд новый массив.docx
@@ -58,7 +58,57 @@
           <w:szCs w:val="20"/>
           <w:lang w:eastAsia="ru-RU"/>
         </w:rPr>
-        <w:t>к Договору подряда на изготовление мебели по индивидуальному заказу с физическим лицом от</w:t>
+        <w:t>к Договору подряда</w:t>
+      </w:r>
+      <w:r>
+        <w:rPr>
+          <w:rFonts w:asciiTheme="minorHAnsi" w:hAnsiTheme="minorHAnsi" w:cstheme="minorHAnsi"/>
+          <w:sz w:val="20"/>
+          <w:szCs w:val="20"/>
+          <w:lang w:eastAsia="ru-RU"/>
+        </w:rPr>
+        <w:t xml:space="preserve"> </w:t>
+      </w:r>
+      <w:r>
+        <w:rPr>
+          <w:rFonts w:asciiTheme="minorHAnsi" w:hAnsiTheme="minorHAnsi" w:cstheme="minorHAnsi"/>
+          <w:b/>
+          <w:sz w:val="20"/>
+          <w:szCs w:val="20"/>
+          <w:lang w:eastAsia="ru-RU"/>
+        </w:rPr>
+        <w:t>{{</w:t>
+      </w:r>
+      <w:proofErr w:type="spellStart"/>
+      <w:r>
+        <w:rPr>
+          <w:rFonts w:asciiTheme="minorHAnsi" w:hAnsiTheme="minorHAnsi" w:cstheme="minorHAnsi"/>
+          <w:b/>
+          <w:sz w:val="20"/>
+          <w:szCs w:val="20"/>
+          <w:lang w:eastAsia="ru-RU"/>
+        </w:rPr>
+        <w:t>Номер_договора</w:t>
+      </w:r>
+      <w:proofErr w:type="spellEnd"/>
+      <w:r>
+        <w:rPr>
+          <w:rFonts w:asciiTheme="minorHAnsi" w:hAnsiTheme="minorHAnsi" w:cstheme="minorHAnsi"/>
+          <w:b/>
+          <w:sz w:val="20"/>
+          <w:szCs w:val="20"/>
+          <w:lang w:eastAsia="ru-RU"/>
+        </w:rPr>
+        <w:t>}}</w:t>
+      </w:r>
+      <w:r>
+        <w:rPr>
+          <w:rFonts w:asciiTheme="minorHAnsi" w:hAnsiTheme="minorHAnsi" w:cstheme="minorHAnsi"/>
+          <w:sz w:val="20"/>
+          <w:szCs w:val="20"/>
+          <w:lang w:eastAsia="ru-RU"/>
+        </w:rPr>
+        <w:t xml:space="preserve"> на изготовление мебели по индивидуальному заказу с физическим лицом от</w:t>
       </w:r>
     </w:p>
     <w:p>
@@ -255,7 +305,20 @@
           <w:szCs w:val="20"/>
           <w:lang w:eastAsia="ru-RU"/>
         </w:rPr>
-        <w:t xml:space="preserve"> П</w:t>
+        <w:t xml:space="preserve"> </w:t>
+      </w:r>
+      <w:proofErr w:type="gramStart"/>
+      <w:r>
+        <w:rPr>
+          <w:rFonts w:asciiTheme="minorHAnsi" w:eastAsia="Times New Roman" w:hAnsiTheme="minorHAnsi" w:cstheme="minorHAnsi"/>
+          <w:i/>
+          <w:iCs/>
+          <w:position w:val="-12"/>
+          <w:sz w:val="20"/>
+          <w:szCs w:val="20"/>
+          <w:lang w:eastAsia="ru-RU"/>
+        </w:rPr>
+        <w:t>П</w:t>
       </w:r>
       <w:r>
         <w:rPr>
@@ -305,7 +368,22 @@
           <w:szCs w:val="20"/>
           <w:lang w:eastAsia="ru-RU"/>
         </w:rPr>
-        <w:t>{{</w:t>
+        <w:t>{</w:t>
+      </w:r>
+      <w:proofErr w:type="gramEnd"/>
+      <w:r>
+        <w:rPr>
+          <w:rFonts w:asciiTheme="minorHAnsi" w:eastAsia="Times New Roman" w:hAnsiTheme="minorHAnsi" w:cstheme="minorHAnsi"/>
+          <w:b/>
+          <w:bCs/>
+          <w:i/>
+          <w:iCs/>
+          <w:position w:val="-12"/>
+          <w:sz w:val="20"/>
+          <w:szCs w:val="20"/>
+          <w:lang w:eastAsia="ru-RU"/>
+        </w:rPr>
+        <w:t>{</w:t>
       </w:r>
       <w:proofErr w:type="spellStart"/>
       <w:r>
@@ -464,16 +542,31 @@
           <w:szCs w:val="20"/>
           <w:lang w:eastAsia="ru-RU"/>
         </w:rPr>
-        <w:t>}}</w:t>
-      </w:r>
-      <w:r>
-        <w:rPr>
-          <w:rFonts w:asciiTheme="minorHAnsi" w:eastAsia="Times New Roman" w:hAnsiTheme="minorHAnsi" w:cstheme="minorHAnsi"/>
+        <w:t>}</w:t>
+      </w:r>
+      <w:proofErr w:type="gramStart"/>
+      <w:r>
+        <w:rPr>
+          <w:rFonts w:asciiTheme="minorHAnsi" w:eastAsia="Times New Roman" w:hAnsiTheme="minorHAnsi" w:cstheme="minorHAnsi"/>
+          <w:b/>
+          <w:bCs/>
+          <w:i/>
+          <w:iCs/>
           <w:position w:val="-12"/>
           <w:sz w:val="20"/>
           <w:szCs w:val="20"/>
           <w:lang w:eastAsia="ru-RU"/>
         </w:rPr>
+        <w:t>}</w:t>
+      </w:r>
+      <w:r>
+        <w:rPr>
+          <w:rFonts w:asciiTheme="minorHAnsi" w:eastAsia="Times New Roman" w:hAnsiTheme="minorHAnsi" w:cstheme="minorHAnsi"/>
+          <w:position w:val="-12"/>
+          <w:sz w:val="20"/>
+          <w:szCs w:val="20"/>
+          <w:lang w:eastAsia="ru-RU"/>
+        </w:rPr>
         <w:t xml:space="preserve"> </w:t>
       </w:r>
       <w:r>
@@ -486,6 +579,7 @@
         </w:rPr>
         <w:t>,</w:t>
       </w:r>
+      <w:proofErr w:type="gramEnd"/>
       <w:r>
         <w:rPr>
           <w:rFonts w:asciiTheme="minorHAnsi" w:eastAsia="Times New Roman" w:hAnsiTheme="minorHAnsi" w:cstheme="minorHAnsi"/>
@@ -794,7 +888,15 @@
               <w:jc w:val="center"/>
             </w:pPr>
             <w:r>
-              <w:t>{{#items}}{{num}}</w:t>
+              <w:t>{{#items</w:t>
+            </w:r>
+            <w:proofErr w:type="gramStart"/>
+            <w:r>
+              <w:t>}}{</w:t>
+            </w:r>
+            <w:proofErr w:type="gramEnd"/>
+            <w:r>
+              <w:t>{num}}</w:t>
             </w:r>
           </w:p>
         </w:tc>
@@ -983,8 +1085,13 @@
               <w:t>assemblyPercent</w:t>
             </w:r>
             <w:proofErr w:type="spellEnd"/>
-            <w:r>
-              <w:t>}}{{/</w:t>
+            <w:proofErr w:type="gramStart"/>
+            <w:r>
+              <w:t>}}{</w:t>
+            </w:r>
+            <w:proofErr w:type="gramEnd"/>
+            <w:r>
+              <w:t>{/</w:t>
             </w:r>
             <w:proofErr w:type="spellStart"/>
             <w:r>
@@ -1363,7 +1470,33 @@
                 <w:szCs w:val="20"/>
                 <w:lang w:eastAsia="ru-RU"/>
               </w:rPr>
-              <w:t>_______________________________/Е.А Воронова/</w:t>
+              <w:t>_______________________________/</w:t>
+            </w:r>
+            <w:proofErr w:type="gramStart"/>
+            <w:r>
+              <w:rPr>
+                <w:rFonts w:asciiTheme="minorHAnsi" w:eastAsia="Times New Roman" w:hAnsiTheme="minorHAnsi" w:cstheme="minorHAnsi"/>
+                <w:i/>
+                <w:iCs/>
+                <w:position w:val="-12"/>
+                <w:sz w:val="20"/>
+                <w:szCs w:val="20"/>
+                <w:lang w:eastAsia="ru-RU"/>
+              </w:rPr>
+              <w:t>Е.А</w:t>
+            </w:r>
+            <w:proofErr w:type="gramEnd"/>
+            <w:r>
+              <w:rPr>
+                <w:rFonts w:asciiTheme="minorHAnsi" w:eastAsia="Times New Roman" w:hAnsiTheme="minorHAnsi" w:cstheme="minorHAnsi"/>
+                <w:i/>
+                <w:iCs/>
+                <w:position w:val="-12"/>
+                <w:sz w:val="20"/>
+                <w:szCs w:val="20"/>
+                <w:lang w:eastAsia="ru-RU"/>
+              </w:rPr>
+              <w:t xml:space="preserve"> Воронова/</w:t>
             </w:r>
           </w:p>
           <w:p>
@@ -2435,7 +2568,6 @@
   <w:style w:type="character" w:default="1" w:styleId="a0">
     <w:name w:val="Default Paragraph Font"/>
     <w:uiPriority w:val="1"/>
-    <w:semiHidden/>
     <w:unhideWhenUsed/>
   </w:style>
   <w:style w:type="table" w:default="1" w:styleId="a1">

--- a/Спецификая_Мебель_Гранд новый массив.docx
+++ b/Спецификая_Мебель_Гранд новый массив.docx
@@ -1153,8 +1153,8 @@
                 <w:b/>
                 <w:bCs/>
                 <w:color w:val="0D0D0D" w:themeColor="text1" w:themeTint="F2"/>
-                <w:sz w:val="28"/>
-                <w:szCs w:val="28"/>
+                <w:sz w:val="24"/>
+                <w:szCs w:val="24"/>
               </w:rPr>
             </w:pPr>
             <w:r>
@@ -1162,8 +1162,8 @@
                 <w:b/>
                 <w:bCs/>
                 <w:color w:val="0D0D0D" w:themeColor="text1" w:themeTint="F2"/>
-                <w:sz w:val="28"/>
-                <w:szCs w:val="28"/>
+                <w:sz w:val="24"/>
+                <w:szCs w:val="24"/>
               </w:rPr>
               <w:t>Итого:</w:t>
             </w:r>
@@ -2568,6 +2568,7 @@
   <w:style w:type="character" w:default="1" w:styleId="a0">
     <w:name w:val="Default Paragraph Font"/>
     <w:uiPriority w:val="1"/>
+    <w:semiHidden/>
     <w:unhideWhenUsed/>
   </w:style>
   <w:style w:type="table" w:default="1" w:styleId="a1">
